--- a/watch-output/佛學/2026-10-12_YouTube_淨土安心法門-二__pukUhT6JmFw/2026-10-12_YouTube_淨土安心法門-二__pukUhT6JmFw_report.docx
+++ b/watch-output/佛學/2026-10-12_YouTube_淨土安心法門-二__pukUhT6JmFw/2026-10-12_YouTube_淨土安心法門-二__pukUhT6JmFw_report.docx
@@ -1368,6 +1368,101 @@
         <w:pStyle w:val="Heading2"/>
       </w:pPr>
       <w:r>
+        <w:t>思維導圖</w:t>
+      </w:r>
+    </w:p>
+    <w:p>
+      <w:pPr>
+        <w:jc w:val="center"/>
+      </w:pPr>
+      <w:r>
+        <w:drawing>
+          <wp:inline xmlns:a="http://schemas.openxmlformats.org/drawingml/2006/main" xmlns:pic="http://schemas.openxmlformats.org/drawingml/2006/picture">
+            <wp:extent cx="5760000" cy="3946398"/>
+            <wp:docPr id="1" name="Picture 1"/>
+            <wp:cNvGraphicFramePr>
+              <a:graphicFrameLocks noChangeAspect="1"/>
+            </wp:cNvGraphicFramePr>
+            <a:graphic>
+              <a:graphicData uri="http://schemas.openxmlformats.org/drawingml/2006/picture">
+                <pic:pic>
+                  <pic:nvPicPr>
+                    <pic:cNvPr id="0" name="image.png"/>
+                    <pic:cNvPicPr/>
+                  </pic:nvPicPr>
+                  <pic:blipFill>
+                    <a:blip r:embed="rId11"/>
+                    <a:stretch>
+                      <a:fillRect/>
+                    </a:stretch>
+                  </pic:blipFill>
+                  <pic:spPr>
+                    <a:xfrm>
+                      <a:off x="0" y="0"/>
+                      <a:ext cx="5760000" cy="3946398"/>
+                    </a:xfrm>
+                    <a:prstGeom prst="rect"/>
+                  </pic:spPr>
+                </pic:pic>
+              </a:graphicData>
+            </a:graphic>
+          </wp:inline>
+        </w:drawing>
+      </w:r>
+    </w:p>
+    <w:p>
+      <w:pPr>
+        <w:pStyle w:val="ListBullet"/>
+      </w:pPr>
+      <w:r>
+        <w:rPr>
+          <w:rFonts w:ascii="Microsoft JhengHei" w:hAnsi="Microsoft JhengHei" w:eastAsia="Microsoft JhengHei"/>
+          <w:sz w:val="21"/>
+        </w:rPr>
+        <w:t>原圖：</w:t>
+      </w:r>
+      <w:hyperlink r:id="rId12">
+        <w:r>
+          <w:rPr>
+            <w:rStyle w:val="Hyperlink"/>
+            <w:color w:val="0563C1"/>
+            <w:u w:val="single"/>
+            <w:sz w:val="21"/>
+          </w:rPr>
+          <w:t>mindmap.png</w:t>
+        </w:r>
+      </w:hyperlink>
+      <w:r>
+        <w:rPr>
+          <w:rFonts w:ascii="Microsoft JhengHei" w:hAnsi="Microsoft JhengHei" w:eastAsia="Microsoft JhengHei"/>
+          <w:sz w:val="21"/>
+        </w:rPr>
+        <w:t>；文字大綱：</w:t>
+      </w:r>
+      <w:hyperlink r:id="rId13">
+        <w:r>
+          <w:rPr>
+            <w:rStyle w:val="Hyperlink"/>
+            <w:color w:val="0563C1"/>
+            <w:u w:val="single"/>
+            <w:sz w:val="21"/>
+          </w:rPr>
+          <w:t>mindmap.md</w:t>
+        </w:r>
+      </w:hyperlink>
+      <w:r>
+        <w:rPr>
+          <w:rFonts w:ascii="Microsoft JhengHei" w:hAnsi="Microsoft JhengHei" w:eastAsia="Microsoft JhengHei"/>
+          <w:sz w:val="21"/>
+        </w:rPr>
+        <w:t>（與本報告同資料夾）</w:t>
+      </w:r>
+    </w:p>
+    <w:p>
+      <w:pPr>
+        <w:pStyle w:val="Heading2"/>
+      </w:pPr>
+      <w:r>
         <w:t>圖文對照（畫面 + 逐字稿）</w:t>
       </w:r>
     </w:p>
@@ -1387,7 +1482,7 @@
         <w:drawing>
           <wp:inline xmlns:a="http://schemas.openxmlformats.org/drawingml/2006/main" xmlns:pic="http://schemas.openxmlformats.org/drawingml/2006/picture">
             <wp:extent cx="4325625" cy="3240000"/>
-            <wp:docPr id="1" name="Picture 1"/>
+            <wp:docPr id="2" name="Picture 2"/>
             <wp:cNvGraphicFramePr>
               <a:graphicFrameLocks noChangeAspect="1"/>
             </wp:cNvGraphicFramePr>
@@ -1399,7 +1494,7 @@
                     <pic:cNvPicPr/>
                   </pic:nvPicPr>
                   <pic:blipFill>
-                    <a:blip r:embed="rId11"/>
+                    <a:blip r:embed="rId14"/>
                     <a:stretch>
                       <a:fillRect/>
                     </a:stretch>
@@ -1477,7 +1572,7 @@
         <w:drawing>
           <wp:inline xmlns:a="http://schemas.openxmlformats.org/drawingml/2006/main" xmlns:pic="http://schemas.openxmlformats.org/drawingml/2006/picture">
             <wp:extent cx="5045625" cy="3240000"/>
-            <wp:docPr id="2" name="Picture 2"/>
+            <wp:docPr id="3" name="Picture 3"/>
             <wp:cNvGraphicFramePr>
               <a:graphicFrameLocks noChangeAspect="1"/>
             </wp:cNvGraphicFramePr>
@@ -1489,7 +1584,7 @@
                     <pic:cNvPicPr/>
                   </pic:nvPicPr>
                   <pic:blipFill>
-                    <a:blip r:embed="rId12"/>
+                    <a:blip r:embed="rId15"/>
                     <a:stretch>
                       <a:fillRect/>
                     </a:stretch>
@@ -1548,7 +1643,7 @@
           <w:rFonts w:ascii="Microsoft JhengHei" w:hAnsi="Microsoft JhengHei" w:eastAsia="Microsoft JhengHei"/>
           <w:sz w:val="21"/>
         </w:rPr>
-        <w:t>好這是我們講第一個我們先把標題，丙一這個至誠心，辨真偽三業修善必須清淨心中作，那下面有分成三個，丁一不善三業必須心中捨，不善三業就是身口意不善的三業，不善三業必須心中捨，心中捨，書裡面他教我們怎麼樣，你看他說口業要毀要厭，必須心中捨，心中就是我們要怎麼樣，不善三業就是這個不善三業就是針對我們娑婆世界的依報，對娑婆世界的正報，對娑婆世界的依報正報，如果你去貪戀去貪著，這個就是不善三業，要真實要真實，真實的不要做虛假的，真實的從心中把它捨棄，那怎麼要捨棄，善導大師教我們第一個口業要毀要厭，口業要毀要厭，怎麼口業毀厭，口業毀就是你嘴巴裡面，我們口裡面，不要讚嘆這個娑婆世界的正報和依報，我們世界你看那個賣化妝品的，賣那個什麼健身的，賣那個養生的，那個都是怎麼樣，吃了他那個什麼好的東西，到他那個什麼健身房去運動以後，能夠養成什麼，身體能夠多麼樣的健康，能夠多麼好看，那就是在讚歎，讚歎這個什麼，依報正報，娑婆世界的正報依報，但是祖師教我們要，我們要口業毀厭，口業毀厭，毀就是毀謗，厭就是厭惡，我們在娑婆世界的依報、正報，我們要怎麼樣？要能夠毀厭，毀厭，毀謗、厭惡，講毀謗、厭惡可能聽不太懂，我們舉一個例子，比如說佛法，從來不會用怎麼樣？用說你這個是帥、很帥的美男子、很美的美人，不會用這個方式來形容一個人，佛法用什麼方式形容人的身體？革囊臭穢，對，以前就有一個，說有一個天上的美女，來給釋迦牟尼佛看，那釋迦牟尼佛看，這個就是革囊臭穢，革是什麼？皮革，皮革對不對？囊是什麼？皮囊，就是用皮革做成的一個怎麼樣？袋子盛著臭穢用皮革做的一個布袋裡面裝著臭的東西 汙穢的東西，他說的是什麼，說的就是身體，就是我們眾生 我們叫臭皮囊，我們佛法就是把我們每一個眾生的身體，我們就是這樣說 毀厭，每一個人的身體就像臭皮囊，所以大家如果想看看，如果你把每一，你那種貪著哪一種人，貪著對方物件，你把它天天想做口業毀厭，這個就是革囊臭穢，大概你那個貪戀心都不太有了，愛著心就會下降，革囊臭穢，確實是這樣，我們每個人的身體，就是一層皮怎麼樣，包了一些臭的東西，糞尿水，包了一堆東西，然後血汙穢東西，污穢東西。</w:t>
+        <w:t>好這是我們講第一個我們先把標題，丙一這個至誠心，辨真偽三業修善必須清淨心中作，那下面有分成三個，丁一不善三業必須心中捨，不善三業就是身口意不善的三業，不善三業必須心中捨，心中捨，書裡面他教我們怎麼樣，你看他說口業要毀要厭，必須心中捨，心中就是我們要怎麼樣，不善三業就是這個不善三業就是針對我們娑婆世界的依報，對娑婆世界的正報，對娑婆世界的依報正報，如果你去貪戀去貪著，這個就是不善三業，要真實要真實，真實的不要做虛假的，真實的從心中把它捨棄，那怎麼要捨棄，善導大師教我們第一個口業要毀要厭，口業要毀要厭，怎麼口業毀厭，口業毀就是你嘴巴裡面，我們口裡面，不要讚嘆這個娑婆世界的正報和依報，我們世界你看那個賣化妝品的，賣那個什麼健身的，賣那個養生的，那個都是怎麼樣，吃了他那個什麼好的東西，到他那個什麼健身房去運動以後，能夠養成什麼，身體能夠多麼樣的健康，能夠多麼好看，那就是在讚歎，讚歎這個什麼，依報正報，娑婆世界的正報依報，但是祖師教我們要，我們要口業毀厭，口業毀厭，毀就是毀謗，厭就是厭惡，我們在娑婆世界的依報、正報，我們要怎麼樣？要能夠毀厭，毀厭，毀謗、厭惡，講毀謗、厭惡可能聽不太懂，我們舉一個例子，比如說佛法，從來不會用怎麼樣？用說你這個是帥、很帥的美男子、很美的美人，不會用這個方式來形容一個人，佛法用什麼方式形容人的身體？革囊臭穢，對，以前就有一個，說有一個天上的美女，來給釋迦牟尼佛看，那釋迦牟尼佛看，這個就是革囊臭穢，革是什麼？皮革，皮革對不對？囊是什麼？皮囊，就是用皮革做成的一個怎麼樣？袋子盛著臭穢用皮革做的一個布袋裡面裝著臭的東西，汙穢的東西，他說的是什麼，說的就是身體，就是我們眾生，我們叫臭皮囊，我們佛法就是把我們每一個眾生的身體，我們就是這樣說，毀厭，每一個人的身體就像臭皮囊，所以大家如果想看看，如果你把每一，你那種貪著哪一種人，貪著對方物件，你把它天天想做口業毀厭，這個就是革囊臭穢，大概你那個貪戀心都不太有了，愛著心就會下降，革囊臭穢，確實是這樣，我們每個人的身體，就是一層皮怎麼樣，包了一些臭的東西，糞尿水，包了一堆東西，然後血汙穢東西，污穢東西。</w:t>
       </w:r>
     </w:p>
     <w:p>
@@ -1567,7 +1662,7 @@
         <w:drawing>
           <wp:inline xmlns:a="http://schemas.openxmlformats.org/drawingml/2006/main" xmlns:pic="http://schemas.openxmlformats.org/drawingml/2006/picture">
             <wp:extent cx="5045625" cy="3240000"/>
-            <wp:docPr id="3" name="Picture 3"/>
+            <wp:docPr id="4" name="Picture 4"/>
             <wp:cNvGraphicFramePr>
               <a:graphicFrameLocks noChangeAspect="1"/>
             </wp:cNvGraphicFramePr>
@@ -1579,7 +1674,7 @@
                     <pic:cNvPicPr/>
                   </pic:nvPicPr>
                   <pic:blipFill>
-                    <a:blip r:embed="rId13"/>
+                    <a:blip r:embed="rId16"/>
                     <a:stretch>
                       <a:fillRect/>
                     </a:stretch>
@@ -1638,7 +1733,7 @@
           <w:rFonts w:ascii="Microsoft JhengHei" w:hAnsi="Microsoft JhengHei" w:eastAsia="Microsoft JhengHei"/>
           <w:sz w:val="21"/>
         </w:rPr>
-        <w:t>所以叫口業毀厭，第二個，身業怎麼樣，也是輕慢厭捨，身業，身業輕慢厭捨，就是我們的，我們的身業怎麼樣輕慢厭捨，這個像這個地方，我們身業就是輕慢，輕視他，慢就是看不起他，討厭他，捨棄他，你說這個怎麼樣，對這個生死三界怎麼樣輕慢厭捨，輕慢厭捨，就是對娑婆世界的享受，對娑婆世界的依報、正報的享受，你就用這種態度 叫輕慢厭捨，我們以前舉個例，比如說印光大師在普陀山閉關的時候，普陀山是很熱，尤其像現在 它是海島，那個地方 然後那個閣樓，閣樓是說 那個藏經樓，藏經樓是閣樓 非常的熱，我們上去就知道 你去上去五分鐘，全身都是汗，印光大師就住在那個地方，所以當時就有一個浙江有一個士紳，很有錢的士紳，他在天目山，天目山他有避暑聖地，有避暑山莊，他就特別好心好意邀印光大師說，我們是不是到我們的避暑山莊，我們去避暑一下，印光大師就痛斥他，呵斥他說，我在這個地方越熱越能夠寫信，因為印光大師都寫信，我越熱越能夠寫信來回答眾生的問題，解答問題，我對這種清涼的享受，我怎麼樣一點都沒興趣，你從這個地方體會一下，什麼叫輕慢厭捨，印祖就是對生死三界等自他依正二報，就是這樣輕慢厭捨，所以如果輕慢厭捨，就是真實心中，三道心理念，輕慢厭捨你還會去貪著嗎。</w:t>
+        <w:t>所以叫口業毀厭，第二個，身業怎麼樣，也是輕慢厭捨，身業，身業輕慢厭捨，就是我們的，我們的身業怎麼樣輕慢厭捨，這個像這個地方，我們身業就是輕慢，輕視他，慢就是看不起他，討厭他，捨棄他，你說這個怎麼樣，對這個生死三界怎麼樣輕慢厭捨，輕慢厭捨，就是對娑婆世界的享受，對娑婆世界的依報、正報的享受，你就用這種態度，叫輕慢厭捨，我們以前舉個例，比如說印光大師在普陀山閉關的時候，普陀山是很熱，尤其像現在，它是海島，那個地方，然後那個閣樓，閣樓是說，那個藏經樓，藏經樓是閣樓，非常的熱，我們上去就知道，你去上去五分鐘，全身都是汗，印光大師就住在那個地方，所以當時就有一個浙江有一個士紳，很有錢的士紳，他在天目山，天目山他有避暑聖地，有避暑山莊，他就特別好心好意邀印光大師說，我們是不是到我們的避暑山莊，我們去避暑一下，印光大師就痛斥他，呵斥他說，我在這個地方越熱越能夠寫信，因為印光大師都寫信，我越熱越能夠寫信來回答眾生的問題，解答問題，我對這種清涼的享受，我怎麼樣一點都沒興趣，你從這個地方體會一下，什麼叫輕慢厭捨，印祖就是對生死三界等自他依正二報，就是這樣輕慢厭捨，所以如果輕慢厭捨，就是真實心中，三道心理念，輕慢厭捨你還會去貪著嗎。</w:t>
       </w:r>
     </w:p>
     <w:p>
@@ -1657,7 +1752,7 @@
         <w:drawing>
           <wp:inline xmlns:a="http://schemas.openxmlformats.org/drawingml/2006/main" xmlns:pic="http://schemas.openxmlformats.org/drawingml/2006/picture">
             <wp:extent cx="5045625" cy="3240000"/>
-            <wp:docPr id="4" name="Picture 4"/>
+            <wp:docPr id="5" name="Picture 5"/>
             <wp:cNvGraphicFramePr>
               <a:graphicFrameLocks noChangeAspect="1"/>
             </wp:cNvGraphicFramePr>
@@ -1669,7 +1764,7 @@
                     <pic:cNvPicPr/>
                   </pic:nvPicPr>
                   <pic:blipFill>
-                    <a:blip r:embed="rId14"/>
+                    <a:blip r:embed="rId17"/>
                     <a:stretch>
                       <a:fillRect/>
                     </a:stretch>
@@ -1728,7 +1823,7 @@
           <w:rFonts w:ascii="Microsoft JhengHei" w:hAnsi="Microsoft JhengHei" w:eastAsia="Microsoft JhengHei"/>
           <w:sz w:val="21"/>
         </w:rPr>
-        <w:t>然後第三個意業，意業怎麼樣 叫輕賤厭捨，輕賤厭捨，在心裡面就看不起，就怎麼樣，看不起這個娑婆世界的生死三界的自，自自己還有別人的依報、正報，依報就是環境，正報就是身體，對自己的身體 對別人的身體，對別人的身體，自己的環境對別人的環境完全沒有怎麼樣，完全沒有什麼興趣，這個叫輕賤厭捨，所以像雪公老師為什麼，雪公老師曾經這樣說過，他在孔奉祀官府裡面當主任秘書，孔奉祀官府孔德成先生，他有一個親戚叫孔祥熙，我不知道大家知不知道孔祥熙是誰，孔祥熙是我們民國時代的財政部長，後來曾經當過行政院長，所以孔祥熙是和孔德成他們是有那個有姓孔都有關係，所以雪公老師曾經這樣說，他只要能夠開口，說要什麼樣的官，孔祥熙怎麼樣，二話不說就會撥一個官給雪公老師做，那雪公老師就他說，我只要開口我要到什麼山東省省長，山東省主任秘書，這個孔祥熙是行政院長財政部長，他就能夠馬上就能夠決定，那雪公老師說，我把那些官位，看什麼，一文不值。把那些官位，在我看來是一文不值的東西。你說多少人是拼著命要去搶那些位置，但是雪公老師就是什麼，輕賤厭捨，娑婆世界，生死三界的，自他依正二報。所以雪公老師他也都能夠當這個官員，但是為什麼不當，就是輕賤厭捨。所以如果我們內心當中如果身口意這麼樣的毀厭、輕慢厭捨、輕賤厭捨，這個叫做真實心中作，我們也反省自己，遇到好處，遇到名利，我們能夠這樣嗎，真實心中捨嗎，能夠真實心中捨嗎，可能真是不容易，這個你如果檢驗自己就知道，所以什麼叫捨，捨的意思，就是你捨的意思，雪公老師用一個比喻，就是本來我們都是因為我們如果不學佛，我們對這些生死對三界的自他依正二報都是怎麼樣？迷戀，非常迷惑、愛戀、捨不開，但是現在怎麼樣？要捨的時候就像怎麼樣？突然醒過來了，你對這個娑婆世界、對這個自他依正都怎麼樣？輕賤厭捨，甚至輕慢厭捨，那就像千年暗室，上千年的一個黑暗房子裡面，從來一絲光明都沒有，現在點一盞燈，它就亮，只要能醒過來，這些你就看開了，所以我們要能夠學這個，不善三業必須真實心中捨，尤其特別要注重真實兩個字真實兩個字，這不是說虛假，不是嘴巴說說而已，不是文章寫一寫而已，那是從內心當中拔除掉輕賤厭捨，然後輕慢厭捨，然後毀厭，這個是不善三業必須真實心中捨。</w:t>
+        <w:t>然後第三個意業，意業怎麼樣，叫輕賤厭捨，輕賤厭捨，在心裡面就看不起，就怎麼樣，看不起這個娑婆世界的生死三界的自，自自己還有別人的依報、正報，依報就是環境，正報就是身體，對自己的身體，對別人的身體，對別人的身體，自己的環境對別人的環境完全沒有怎麼樣，完全沒有什麼興趣，這個叫輕賤厭捨，所以像雪公老師為什麼，雪公老師曾經這樣說過，他在孔奉祀官府裡面當主任秘書，孔奉祀官府孔德成先生，他有一個親戚叫孔祥熙，我不知道大家知不知道孔祥熙是誰，孔祥熙是我們民國時代的財政部長，後來曾經當過行政院長，所以孔祥熙是和孔德成他們是有那個有姓孔都有關係，所以雪公老師曾經這樣說，他只要能夠開口，說要什麼樣的官，孔祥熙怎麼樣，二話不說就會撥一個官給雪公老師做，那雪公老師就他說，我只要開口我要到什麼山東省省長，山東省主任秘書，這個孔祥熙是行政院長財政部長，他就能夠馬上就能夠決定，那雪公老師說，我把那些官位，看什麼，一文不值。把那些官位，在我看來是一文不值的東西。你說多少人是拼著命要去搶那些位置，但是雪公老師就是什麼，輕賤厭捨，娑婆世界，生死三界的，自他依正二報。所以雪公老師他也都能夠當這個官員，但是為什麼不當，就是輕賤厭捨。所以如果我們內心當中如果身口意這麼樣的毀厭、輕慢厭捨、輕賤厭捨，這個叫做真實心中作，我們也反省自己，遇到好處，遇到名利，我們能夠這樣嗎，真實心中捨嗎，能夠真實心中捨嗎，可能真是不容易，這個你如果檢驗自己就知道，所以什麼叫捨，捨的意思，就是你捨的意思，雪公老師用一個比喻，就是本來我們都是因為我們如果不學佛，我們對這些生死對三界的自他依正二報都是怎麼樣？迷戀，非常迷惑、愛戀、捨不開，但是現在怎麼樣？要捨的時候就像怎麼樣？突然醒過來了，你對這個娑婆世界、對這個自他依正都怎麼樣？輕賤厭捨，甚至輕慢厭捨，那就像千年暗室，上千年的一個黑暗房子裡面，從來一絲光明都沒有，現在點一盞燈，它就亮，只要能醒過來，這些你就看開了，所以我們要能夠學這個，不善三業必須真實心中捨，尤其特別要注重真實兩個字真實兩個字，這不是說虛假，不是嘴巴說說而已，不是文章寫一寫而已，那是從內心當中拔除掉輕賤厭捨，然後輕慢厭捨，然後毀厭，這個是不善三業必須真實心中捨。</w:t>
       </w:r>
     </w:p>
     <w:p>
@@ -1747,7 +1842,7 @@
         <w:drawing>
           <wp:inline xmlns:a="http://schemas.openxmlformats.org/drawingml/2006/main" xmlns:pic="http://schemas.openxmlformats.org/drawingml/2006/picture">
             <wp:extent cx="5045625" cy="3240000"/>
-            <wp:docPr id="5" name="Picture 5"/>
+            <wp:docPr id="6" name="Picture 6"/>
             <wp:cNvGraphicFramePr>
               <a:graphicFrameLocks noChangeAspect="1"/>
             </wp:cNvGraphicFramePr>
@@ -1759,7 +1854,7 @@
                     <pic:cNvPicPr/>
                   </pic:nvPicPr>
                   <pic:blipFill>
-                    <a:blip r:embed="rId15"/>
+                    <a:blip r:embed="rId18"/>
                     <a:stretch>
                       <a:fillRect/>
                     </a:stretch>
@@ -1818,7 +1913,7 @@
           <w:rFonts w:ascii="Microsoft JhengHei" w:hAnsi="Microsoft JhengHei" w:eastAsia="Microsoft JhengHei"/>
           <w:sz w:val="21"/>
         </w:rPr>
-        <w:t>然後若起三業必須真實心中作，若起三業，這個起，起是什麼意思，起就是你真實的內心當中做了以後就能夠形於外，所以起這個意思，不善三業，若起三業必須真實心中作，起的意思就是誠於中形於外，這個起不是說故意表現出來，你內心當中如果真的身口意，對這個娑婆世界的依正二報，如果真實心中，如果對若起三業必須真實心中作，如果能夠真實心中作，就能夠現於外，所以以前雪公老師講論語的時候，曾經講到一章經文，述而篇最後一章經文，述而篇最後一章經文叫什麼，子溫而厲，威而不猛，恭而安，雪公老師說，這個不是學，這學不來的，這是孔子怎麼樣，這是孔子誠於中形於外的，他經過了幾十年的修為才能夠顯出一個子溫而厲，溫和又嚴厲，威嚴又不會剛猛，恭敬又能夠怎麼樣，很安寧，心又怎麼樣，能夠身口意都能夠很安寧，威而不猛，威而不猛，恭而安，溫而厲，威而不猛，恭而安，這不是修養 這不是說你要學就學得出來的，這個是要誠於中形於外，你內心當中真的是這樣，那個若起三業 如果真實這樣做，你就會現出在行為上面，很自然的表現在行為上面，所以這個真實是什麼，那雪公老師就教我們說，你如果真的是想要學這個，三業必須真實心中作，你就要學曾子，曾子怎麼樣 吾日三省吾身，吾日三省吾身，我每天用很多事情來反省自己，為人謀而不忠乎 與朋友交而不信乎 傳不習乎，所以曾子為什麼能夠成為宗聖，曾子能夠成為宗聖，他是每天常常來反省自己，我為人謀有沒有忠，我和朋友交往有沒有守信，我傳授學問有沒有先練習，有沒有先練習，所以常常這麼樣反省，這個叫真實，所以我們說什麼叫，如果你反過來講，你像教學這樣就好，你教學當中，如果教學的內容，平常怎麼樣，平常完全怎麼樣，不會去摸，也不會去看，也不會去接觸，而且不會去溫習。等到要上場的時候，現在很方便了，網路上面破銅爛鐵，破銅爛鐵 蒐集蒐集就可以上場了，那個就不是真實，真實是什麼，就是你如果為人，傳不習乎，你要傳授一種學問的話，你平常就要常常在這門學問上面怎麼樣，溫習、練習、熟悉，那以後你在傳授學問的時候，你就心安理得，李炳南、李德，這個才叫真實，所以這個像這些地方，我們很容易犯的，很容易犯，你有做，但是不真實，所以真實是這樣。</w:t>
+        <w:t>然後若起三業必須真實心中作，若起三業，這個起，起是什麼意思，起就是你真實的內心當中做了以後就能夠形於外，所以起這個意思，不善三業，若起三業必須真實心中作，起的意思就是誠於中形於外，這個起不是說故意表現出來，你內心當中如果真的身口意，對這個娑婆世界的依正二報，如果真實心中，如果對若起三業必須真實心中作，如果能夠真實心中作，就能夠現於外，所以以前雪公老師講論語的時候，曾經講到一章經文，述而篇最後一章經文，述而篇最後一章經文叫什麼，子溫而厲，威而不猛，恭而安，雪公老師說，這個不是學，這學不來的，這是孔子怎麼樣，這是孔子誠於中形於外的，他經過了幾十年的修為才能夠顯出一個子溫而厲，溫和又嚴厲，威嚴又不會剛猛，恭敬又能夠怎麼樣，很安寧，心又怎麼樣，能夠身口意都能夠很安寧，威而不猛，威而不猛，恭而安，溫而厲，威而不猛，恭而安，這不是修養，這不是說你要學就學得出來的，這個是要誠於中形於外，你內心當中真的是這樣，那個若起三業，如果真實這樣做，你就會現出在行為上面，很自然的表現在行為上面，所以這個真實是什麼，那雪公老師就教我們說，你如果真的是想要學這個，三業必須真實心中作，你就要學曾子，曾子怎麼樣，吾日三省吾身，吾日三省吾身，我每天用很多事情來反省自己，為人謀而不忠乎，與朋友交而不信乎，傳不習乎，所以曾子為什麼能夠成為宗聖，曾子能夠成為宗聖，他是每天常常來反省自己，我為人謀有沒有忠，我和朋友交往有沒有守信，我傳授學問有沒有先練習，有沒有先練習，所以常常這麼樣反省，這個叫真實，所以我們說什麼叫，如果你反過來講，你像教學這樣就好，你教學當中，如果教學的內容，平常怎麼樣，平常完全怎麼樣，不會去摸，也不會去看，也不會去接觸，而且不會去溫習。等到要上場的時候，現在很方便了，網路上面破銅爛鐵，破銅爛鐵，蒐集蒐集就可以上場了，那個就不是真實，真實是什麼，就是你如果為人，傳不習乎，你要傳授一種學問的話，你平常就要常常在這門學問上面怎麼樣，溫習、練習、熟悉，那以後你在傳授學問的時候，你就心安理得，李炳南、李德，這個才叫真實，所以這個像這些地方，我們很容易犯的，很容易犯，你有做，但是不真實，所以真實是這樣。</w:t>
       </w:r>
     </w:p>
     <w:p>
@@ -1837,7 +1932,7 @@
         <w:drawing>
           <wp:inline xmlns:a="http://schemas.openxmlformats.org/drawingml/2006/main" xmlns:pic="http://schemas.openxmlformats.org/drawingml/2006/picture">
             <wp:extent cx="5045625" cy="3240000"/>
-            <wp:docPr id="6" name="Picture 6"/>
+            <wp:docPr id="7" name="Picture 7"/>
             <wp:cNvGraphicFramePr>
               <a:graphicFrameLocks noChangeAspect="1"/>
             </wp:cNvGraphicFramePr>
@@ -1849,7 +1944,7 @@
                     <pic:cNvPicPr/>
                   </pic:nvPicPr>
                   <pic:blipFill>
-                    <a:blip r:embed="rId16"/>
+                    <a:blip r:embed="rId19"/>
                     <a:stretch>
                       <a:fillRect/>
                     </a:stretch>
@@ -1908,7 +2003,7 @@
           <w:rFonts w:ascii="Microsoft JhengHei" w:hAnsi="Microsoft JhengHei" w:eastAsia="Microsoft JhengHei"/>
           <w:sz w:val="21"/>
         </w:rPr>
-        <w:t>那我們來看這個，真實怎麼樣真實，讚嘆眾生三業，讚嘆眾生的三業，我們讚嘆眾生，他的身口意三業，讚嘆眾生的三業，這個在四帖疏裡面講，讚嘆眾生，每個眾生他都有身口意，他也都會做善，那要讚嘆他，怎麼樣讚嘆，讚嘆的話，讚嘆，就別人你看到別人，做善事，說好話，心裡面存好念，你能夠讚嘆他，讚嘆他，這個要，所以這個，你看雪公老師曾經，就曾經，我覺得像這個，我們也讀了讀了，我們也讀過，但是我們也沒什麼經驗，我們讀淨土聖賢錄裡面，都有讀過什麼葛太守的小傳，葛太守小傳就是這個人在地獄裡面是受閻羅王怎麼樣，閻羅王每天都跟他頂禮 跟他膜拜，所以可見葛繁在連地獄裡面的閻羅王對他都很尊敬，你說閻羅王怎麼會對葛繁這麼尊敬，他這個有一個小 有一個在淨土聖賢錄有一個傳記，那雪公老師就讀了這個宋鎮江葛繁小傳以後，他就覺得說這個我們就要來學，我們就要來，你看他說葛太守他有一個很好的一個優點是嗎，每天都不是日行一善，日行眾善，不是日行一善，他不只只有一善，每天當中大大小小的善事只要看到就去做，這樣的一個行為一個小小這麼樣一個動作，比如說他到人家的家裡面，看人家那個腳踏墊沒有擺整齊，他就會幫人家腳踏墊怎麼樣擺整齊，人家拖鞋沒有擺整齊，他幫人家拖鞋擺整齊，你說這些我們一般人都有看到，但是我們就不會做，他看到以後他會去做，所以他每天就是怎麼樣，尋尋覓覓做善事，所以連閻羅王對他都尊敬有加，雪公老師就讀了這個葛太守葛繁的小傳以後，雪公老師有感而發，他說安得金鋪祇樹園，就是說我們哪一個人有那個像這個，祇樹給孤獨園，這個祇樹這個，祇什麼，須達多尊者，須達多長者，我們哪有這麼多黃金來鋪這個，來幫釋迦牟尼佛建祇樹，祇樹給孤獨園，我們沒有這樣的能力，但是，檢書驚喜獲佳言，我看了淨土聖賢錄葛繁的小傳以後，我心裡面就很高興，得到一個好的佳言方法，然後怎麼樣 利人何患阮囊澀，我們要利益眾生 你何必怕，我沒有錢 我財務不夠 何必擔心這個，何必憂愁這個，此後心香，一半心香書葛繁，一半心香就怎麼樣 像葛繁來舒陳，一半心香像葛繁舒陳就是學葛繁，就是每天當中不論大善小善大善，看到好利益眾生的事情我們就做，所以這個我們就說這個叫做讚嘆眾生的三業，所以你看雪公老師就是有這樣的一個修養，有這樣的修養 他看到每一個尤其像我們來蓮社，雪公老師來蓮社以後，每一個蓮友為什麼，這麼歸心，雪公老師曾經說過，只要跟他說過話，很少會離開的，只要跟雪公老師說過話，很少人會離開，為什麼，雪公老師叫他就能夠，比如你做一點善事，雪公老師就怎麼樣，就不吝讚嘆，你寫書法會寫書法，雪公老師不吝讚嘆，你買了一個放學買一個，鳥放生，雪公老師不吝讚嘆，你做事情很認真，雖然做的不是很好，但是很認真做，雪公老師不吝讚嘆，所以很多人為什麼能夠歸心在雪公老師的座下，雪公老師就有這個本事，讚嘆眾生，所以這個叫讚嘆眾生，三業所為善。</w:t>
+        <w:t>那我們來看這個，真實怎麼樣真實，讚嘆眾生三業，讚嘆眾生的三業，我們讚嘆眾生，他的身口意三業，讚嘆眾生的三業，這個在四帖疏裡面講，讚嘆眾生，每個眾生他都有身口意，他也都會做善，那要讚嘆他，怎麼樣讚嘆，讚嘆的話，讚嘆，就別人你看到別人，做善事，說好話，心裡面存好念，你能夠讚嘆他，讚嘆他，這個要，所以這個，你看雪公老師曾經，就曾經，我覺得像這個，我們也讀了讀了，我們也讀過，但是我們也沒什麼經驗，我們讀淨土聖賢錄裡面，都有讀過什麼葛太守的小傳，葛太守小傳就是這個人在地獄裡面是受閻羅王怎麼樣，閻羅王每天都跟他頂禮，跟他膜拜，所以可見葛繁在連地獄裡面的閻羅王對他都很尊敬，你說閻羅王怎麼會對葛繁這麼尊敬，他這個有一個小，有一個在淨土聖賢錄有一個傳記，那雪公老師就讀了這個宋鎮江葛繁小傳以後，他就覺得說這個我們就要來學，我們就要來，你看他說葛太守他有一個很好的一個優點是嗎，每天都不是日行一善，日行眾善，不是日行一善，他不只只有一善，每天當中大大小小的善事只要看到就去做，這樣的一個行為一個小小這麼樣一個動作，比如說他到人家的家裡面，看人家那個腳踏墊沒有擺整齊，他就會幫人家腳踏墊怎麼樣擺整齊，人家拖鞋沒有擺整齊，他幫人家拖鞋擺整齊，你說這些我們一般人都有看到，但是我們就不會做，他看到以後他會去做，所以他每天就是怎麼樣，尋尋覓覓做善事，所以連閻羅王對他都尊敬有加，雪公老師就讀了這個葛太守葛繁的小傳以後，雪公老師有感而發，他說安得金鋪祇樹園，就是說我們哪一個人有那個像這個，祇樹給孤獨園，這個祇樹這個，祇什麼，須達多尊者，須達多長者，我們哪有這麼多黃金來鋪這個，來幫釋迦牟尼佛建祇樹，祇樹給孤獨園，我們沒有這樣的能力，但是，檢書驚喜獲佳言，我看了淨土聖賢錄葛繁的小傳以後，我心裡面就很高興，得到一個好的佳言方法，然後怎麼樣，利人何患阮囊澀，我們要利益眾生，你何必怕，我沒有錢，我財務不夠，何必擔心這個，何必憂愁這個，此後心香，一半心香書葛繁，一半心香就怎麼樣，像葛繁來舒陳，一半心香像葛繁舒陳就是學葛繁，就是每天當中不論大善小善大善，看到好利益眾生的事情我們就做，所以這個我們就說這個叫做讚嘆眾生的三業，所以你看雪公老師就是有這樣的一個修養，有這樣的修養，他看到每一個尤其像我們來蓮社，雪公老師來蓮社以後，每一個蓮友為什麼，這麼歸心，雪公老師曾經說過，只要跟他說過話，很少會離開的，只要跟雪公老師說過話，很少人會離開，為什麼，雪公老師叫他就能夠，比如你做一點善事，雪公老師就怎麼樣，就不吝讚嘆，你寫書法會寫書法，雪公老師不吝讚嘆，你買了一個放學買一個，鳥放生，雪公老師不吝讚嘆，你做事情很認真，雖然做的不是很好，但是很認真做，雪公老師不吝讚嘆，所以很多人為什麼能夠歸心在雪公老師的座下，雪公老師就有這個本事，讚嘆眾生，所以這個叫讚嘆眾生，三業所為善。</w:t>
       </w:r>
     </w:p>
     <w:p>
@@ -1927,7 +2022,7 @@
         <w:drawing>
           <wp:inline xmlns:a="http://schemas.openxmlformats.org/drawingml/2006/main" xmlns:pic="http://schemas.openxmlformats.org/drawingml/2006/picture">
             <wp:extent cx="4325625" cy="3240000"/>
-            <wp:docPr id="7" name="Picture 7"/>
+            <wp:docPr id="8" name="Picture 8"/>
             <wp:cNvGraphicFramePr>
               <a:graphicFrameLocks noChangeAspect="1"/>
             </wp:cNvGraphicFramePr>
@@ -1939,7 +2034,7 @@
                     <pic:cNvPicPr/>
                   </pic:nvPicPr>
                   <pic:blipFill>
-                    <a:blip r:embed="rId17"/>
+                    <a:blip r:embed="rId20"/>
                     <a:stretch>
                       <a:fillRect/>
                     </a:stretch>
@@ -2017,7 +2112,7 @@
         <w:drawing>
           <wp:inline xmlns:a="http://schemas.openxmlformats.org/drawingml/2006/main" xmlns:pic="http://schemas.openxmlformats.org/drawingml/2006/picture">
             <wp:extent cx="4325625" cy="3240000"/>
-            <wp:docPr id="8" name="Picture 8"/>
+            <wp:docPr id="9" name="Picture 9"/>
             <wp:cNvGraphicFramePr>
               <a:graphicFrameLocks noChangeAspect="1"/>
             </wp:cNvGraphicFramePr>
@@ -2029,7 +2124,7 @@
                     <pic:cNvPicPr/>
                   </pic:nvPicPr>
                   <pic:blipFill>
-                    <a:blip r:embed="rId18"/>
+                    <a:blip r:embed="rId21"/>
                     <a:stretch>
                       <a:fillRect/>
                     </a:stretch>
@@ -2088,7 +2183,7 @@
           <w:rFonts w:ascii="Microsoft JhengHei" w:hAnsi="Microsoft JhengHei" w:eastAsia="Microsoft JhengHei"/>
           <w:sz w:val="21"/>
         </w:rPr>
-        <w:t>下面我們看到不簡內外明暗皆須真實，（約 12 秒轉錄缺漏：音量非靜音，4 次重轉皆轉不出，疑為低聲或停頓），不簡，這個簡，不必挑選，不必挑選，不必挑選什麼？有人看得到，沒人看得到，你都不必怎麼樣選擇，因為我們眾生就會選擇，人家看得到的是一面，人家看不到的又另外一面。那這邊善導大師都特別講，不簡，不簡的不要挑選，內外明暗，在內在外乃至明顯或暗處，很明顯的地方，大庭廣眾，也是這樣做，然後你在家裡面，人家都不在的時候，你在家裡面或一個人獨處的時候，也是這麼做，不簡內外，在內在外明顯暗處，做一切事情都要真實，作一切事情都要真實，不簡內外明暗皆須真實。明暗皆須真實，皆須真實，這個投影，會被切掉，做一件事情，皆須真實，這個是真心誠意，真心誠意，怎麼樣來做，所以雪公老師這個地方就引大學，大學裡面就教我們，大學裡面講說，你看如果是一個不守沒有道德觀，道德觀的沒有道德觀念的人叫小人，沒有道德觀念的人小人閒居為不善，只要沒事 只要是涼涼的沒事的話 閒居的話就怎麼樣，都不幹好事 就做一些不善的事情 無所不至，什麼壞事都幹得出來 什麼事情都幹得出來，然後見君子而後厭然 見到君子以後厭然，厭然的意思就是隱藏的意思，如果平常人家沒看到的時候，做什麼事情不忍卒睹，但是看到一個正人君子的時候，表現出來就不一樣，一些惡行惡狀，一些不能夠讓人看到的行為就隱藏起來了，掩其不善，把一些不善的行為就掩藏起來，而著其善，把自己不錯的、得意的能夠表現出來而著其善，其實這個沒什麼用，剛才講誠於中形於外，你平常如果說是在個人獨處的時候，然後沒有慎獨，然後在獨處的時候，生活當中生活也不照什麼規矩的話，你偶爾當中就會透露出一些，一絲一毫的訊息出來，這個隱瞞不了人家的，不簡內外明暗皆須真實心中作，這個真實心中作。</w:t>
+        <w:t>下面我們看到不簡內外明暗皆須真實，（約 12 秒轉錄缺漏：音量非靜音，4 次重轉皆轉不出，疑為低聲或停頓），不簡，這個簡，不必挑選，不必挑選，不必挑選什麼？有人看得到，沒人看得到，你都不必怎麼樣選擇，因為我們眾生就會選擇，人家看得到的是一面，人家看不到的又另外一面。那這邊善導大師都特別講，不簡，不簡的不要挑選，內外明暗，在內在外乃至明顯或暗處，很明顯的地方，大庭廣眾，也是這樣做，然後你在家裡面，人家都不在的時候，你在家裡面或一個人獨處的時候，也是這麼做，不簡內外，在內在外明顯暗處，做一切事情都要真實，作一切事情都要真實，不簡內外明暗皆須真實。這個投影，會被切掉，做一件事情，皆須真實，這個是真心誠意，真心誠意，怎麼樣來做，所以雪公老師這個地方就引大學，大學裡面就教我們，大學裡面講說，你看如果是一個不守沒有道德觀，道德觀的沒有道德觀念的人叫小人，沒有道德觀念的人小人閒居為不善，只要沒事，只要是涼涼的沒事的話，閒居的話就怎麼樣，都不幹好事，就做一些不善的事情，無所不至，什麼壞事都幹得出來，什麼事情都幹得出來，然後見君子而後厭然，見到君子以後厭然，厭然的意思就是隱藏的意思，如果平常人家沒看到的時候，做什麼事情不忍卒睹，但是看到一個正人君子的時候，表現出來就不一樣，一些惡行惡狀，一些不能夠讓人看到的行為就隱藏起來了，掩其不善，把一些不善的行為就掩藏起來，而著其善，把自己不錯的、得意的能夠表現出來而著其善，其實這個沒什麼用，剛才講誠於中形於外，你平常如果說是在個人獨處的時候，然後沒有慎獨，然後在獨處的時候，生活當中生活也不照什麼規矩的話，你偶爾當中就會透露出一些，一絲一毫的訊息出來，這個隱瞞不了人家的，不簡內外明暗皆須真實心中作，這個真實心中作。</w:t>
       </w:r>
     </w:p>
     <w:p>
@@ -2107,7 +2202,7 @@
         <w:drawing>
           <wp:inline xmlns:a="http://schemas.openxmlformats.org/drawingml/2006/main" xmlns:pic="http://schemas.openxmlformats.org/drawingml/2006/picture">
             <wp:extent cx="4325625" cy="3240000"/>
-            <wp:docPr id="9" name="Picture 9"/>
+            <wp:docPr id="10" name="Picture 10"/>
             <wp:cNvGraphicFramePr>
               <a:graphicFrameLocks noChangeAspect="1"/>
             </wp:cNvGraphicFramePr>
@@ -2119,7 +2214,7 @@
                     <pic:cNvPicPr/>
                   </pic:nvPicPr>
                   <pic:blipFill>
-                    <a:blip r:embed="rId19"/>
+                    <a:blip r:embed="rId22"/>
                     <a:stretch>
                       <a:fillRect/>
                     </a:stretch>
@@ -2178,7 +2273,7 @@
           <w:rFonts w:ascii="Microsoft JhengHei" w:hAnsi="Microsoft JhengHei" w:eastAsia="Microsoft JhengHei"/>
           <w:sz w:val="21"/>
         </w:rPr>
-        <w:t>我們來看，這個雪公老師曾經，我們民國四十幾年的時候，我們有一位，臺灣有一位斌宗法師，斌宗法師是鹿港人，他到大陸，他到大陸，他到大陸的那個寧波的那個觀宗寺那邊學了天台，國清寺那邊天台山那邊學了天台宗，天台宗學得非常好，後來回到臺灣來，回到臺灣來，民國四十幾年，所以那時候雪公老師曾經特別禮請斌宗法師，因為那時候臺灣不太有法師很少，所以禮請這個斌宗法師來怎麼樣，幫大家皈依、授誡，那這個斌宗法師曾經寫了一本書，般若波羅蜜多心經要釋，般若波羅蜜多心經要釋，他要出版，出版，出版的時候，他就請雪公老師題那個書名，那特別交代，書名一定要楷書，不能草書，所以雪公老師，當然雪公老師題字偶爾也會行書，草書，但是，斌宗法師就特別提醒雪公老師要題楷書，所以你從這個細節上面就可以知道，這個斌宗法師他是不簡內外明暗都是真實，然後雪公老師那時候要介紹一個顯要，顯要就是達官顯要，介紹一個顯要要受戒，要受戒請斌宗法師來傳戒，斌宗法師就問一句話，問雪公老師一句話，是自願的嗎，如果不是自願就不要了，大家可以想看看，如果現在有那麼一個人，比如說一個部長，要來請你受戒，半夜都跑去他們家受戒了，這個事大家都，都是急先鋒了，博士長，一句話 它是自願的嗎，那雪公老師就如實說不是，而不是說就不要，所以你看像斌宗法師像這些地方都是怎麼樣，都是不簡內外一定要真實，所以從細節上面就可以知道我們做很多事情，如果我們有分內外的話，那就這方面有外表做一套 內裡面又一套，這樣都不是真實心中作，這個就不是至誠心，也就是不是清淨心，不是清淨心當然就不是至誠心。</w:t>
+        <w:t>我們來看，這個雪公老師曾經，我們民國四十幾年的時候，我們有一位，臺灣有一位斌宗法師，斌宗法師是鹿港人，他到大陸的那個寧波的那個觀宗寺那邊學了天台，國清寺那邊天台山那邊學了天台宗，天台宗學得非常好，後來回到臺灣來，回到臺灣來，民國四十幾年，所以那時候雪公老師曾經特別禮請斌宗法師，因為那時候臺灣不太有法師很少，所以禮請這個斌宗法師來怎麼樣，幫大家皈依、授誡，那這個斌宗法師曾經寫了一本書，般若波羅蜜多心經要釋，般若波羅蜜多心經要釋，他要出版，出版，出版的時候，他就請雪公老師題那個書名，那特別交代，書名一定要楷書，不能草書，所以雪公老師，當然雪公老師題字偶爾也會行書，草書，但是，斌宗法師就特別提醒雪公老師要題楷書，所以你從這個細節上面就可以知道，這個斌宗法師他是不簡內外明暗都是真實，然後雪公老師那時候要介紹一個顯要，顯要就是達官顯要，介紹一個顯要要受戒，要受戒請斌宗法師來傳戒，斌宗法師就問一句話，問雪公老師一句話，是自願的嗎，如果不是自願就不要了，大家可以想看看，如果現在有那麼一個人，比如說一個部長，要來請你受戒，半夜都跑去他們家受戒了，這個事大家都，都是急先鋒了，博士長，一句話，它是自願的嗎，那雪公老師就如實說不是，而不是說就不要，所以你看像斌宗法師像這些地方都是怎麼樣，都是不簡內外一定要真實，所以從細節上面就可以知道我們做很多事情，如果我們有分內外的話，那就這方面有外表做一套，內裡面又一套，這樣都不是真實心中作，這個就不是至誠心，也就是不是清淨心，不是清淨心當然就不是至誠心。</w:t>
       </w:r>
     </w:p>
     <w:p>
@@ -2197,7 +2292,7 @@
         <w:drawing>
           <wp:inline xmlns:a="http://schemas.openxmlformats.org/drawingml/2006/main" xmlns:pic="http://schemas.openxmlformats.org/drawingml/2006/picture">
             <wp:extent cx="5045625" cy="3240000"/>
-            <wp:docPr id="10" name="Picture 10"/>
+            <wp:docPr id="11" name="Picture 11"/>
             <wp:cNvGraphicFramePr>
               <a:graphicFrameLocks noChangeAspect="1"/>
             </wp:cNvGraphicFramePr>
@@ -2209,7 +2304,7 @@
                     <pic:cNvPicPr/>
                   </pic:nvPicPr>
                   <pic:blipFill>
-                    <a:blip r:embed="rId20"/>
+                    <a:blip r:embed="rId23"/>
                     <a:stretch>
                       <a:fillRect/>
                     </a:stretch>
@@ -2268,7 +2363,7 @@
           <w:rFonts w:ascii="Microsoft JhengHei" w:hAnsi="Microsoft JhengHei" w:eastAsia="Microsoft JhengHei"/>
           <w:sz w:val="21"/>
         </w:rPr>
-        <w:t>你不是至誠心的話，你看下面的結論：心既無染，即感真如。如果不是清淨心做、不是至誠心做的話，你做的這些事情都是有漏的，所以下面的結論是這樣，心既無染，即感真如，那如果說你做上面講，惡業也是真實心中捨，善業也是真實心中作，然後不簡內外明暗都是心中這麼樣來執行，清淨心 心裡面就無染，心無染就是不善三業真實心中捨，三業必須真實心中作 不簡內外明暗皆須真實，這三句話來說明心完全沒有汙染，染就是迷惑 有煩惱，如果你這三件事情都是能夠真實心中的捨，真實心中作，都能夠真實，你心就是清淨的，心就是清淨的話，就是沒有汙染，沒有煩惱，沒有煩惱迷惑，沒有煩惱迷惑，你要得什麼好處？即感真如，所以染即不淨，這個染，就是你有夾雜了一些煩惱，你不善三業，惡業也沒有很想要把它捨掉，善業也沒有怎麼樣，真實心中作，然後內外是各一套，那這樣的話就是夾雜了見思惑，不淨就是夾雜了見思惑，這個惑就是見惑和思惑，貪嗔痴慢疑，你夾雜了貪嗔痴慢疑，你做的事情就是有漏的，有漏的東西，就是這種有漏的東西就不純淨，不能夠讓我們了生脫死的，反過來講，如果心裡面真實心中捨、真實心中作、內外明暗皆須真實，那就不一樣了，即感真如，即感真如，這個我們要好好研究，就是你如果念佛，你念佛或者我們做這個佛法的事情，如果能夠這樣真實心中作、真實心中捨，不簡內外明暗、真實心、真實的話，就能夠和真如本性怎麼樣，能夠感通，能夠契合本性。</w:t>
+        <w:t>你不是至誠心的話，你看下面的結論：心既無染，即感真如。如果不是清淨心做、不是至誠心做的話，你做的這些事情都是有漏的，所以下面的結論是這樣，心既無染，即感真如，那如果說你做上面講，惡業也是真實心中捨，善業也是真實心中作，然後不簡內外明暗都是心中這麼樣來執行，清淨心，心裡面就無染，心無染就是不善三業真實心中捨，三業必須真實心中作，不簡內外明暗皆須真實，這三句話來說明心完全沒有汙染，染就是迷惑，有煩惱，如果你這三件事情都是能夠真實心中的捨，真實心中作，都能夠真實，你心就是清淨的，心就是清淨的話，就是沒有汙染，沒有煩惱，沒有煩惱迷惑，沒有煩惱迷惑，你要得什麼好處？即感真如，所以染即不淨，這個染，就是你有夾雜了一些煩惱，你不善三業，惡業也沒有很想要把它捨掉，善業也沒有怎麼樣，真實心中作，然後內外是各一套，那這樣的話就是夾雜了見思惑，不淨就是夾雜了見思惑，這個惑就是見惑和思惑，貪嗔痴慢疑，你夾雜了貪嗔痴慢疑，你做的事情就是有漏的，有漏的東西，就是這種有漏的東西就不純淨，不能夠讓我們了生脫死的，反過來講，如果心裡面真實心中捨、真實心中作、內外明暗皆須真實，那就不一樣了，即感真如，即感真如，這個我們要好好研究，就是你如果念佛，你念佛或者我們做這個佛法的事情，如果能夠這樣真實心中作、真實心中捨，不簡內外明暗、真實心、真實的話，就能夠和真如本性怎麼樣，能夠感通，能夠契合本性。</w:t>
       </w:r>
     </w:p>
     <w:p>
@@ -2287,7 +2382,7 @@
         <w:drawing>
           <wp:inline xmlns:a="http://schemas.openxmlformats.org/drawingml/2006/main" xmlns:pic="http://schemas.openxmlformats.org/drawingml/2006/picture">
             <wp:extent cx="4325625" cy="3240000"/>
-            <wp:docPr id="11" name="Picture 11"/>
+            <wp:docPr id="12" name="Picture 12"/>
             <wp:cNvGraphicFramePr>
               <a:graphicFrameLocks noChangeAspect="1"/>
             </wp:cNvGraphicFramePr>
@@ -2299,7 +2394,7 @@
                     <pic:cNvPicPr/>
                   </pic:nvPicPr>
                   <pic:blipFill>
-                    <a:blip r:embed="rId21"/>
+                    <a:blip r:embed="rId24"/>
                     <a:stretch>
                       <a:fillRect/>
                     </a:stretch>
@@ -2358,7 +2453,7 @@
           <w:rFonts w:ascii="Microsoft JhengHei" w:hAnsi="Microsoft JhengHei" w:eastAsia="Microsoft JhengHei"/>
           <w:sz w:val="21"/>
         </w:rPr>
-        <w:t>這個地方，這個妙宗鈔，他們這個都講得很細，就講得很道地，他說，至是什麼，至者言專，誠叫至誠心的至，至就是專，就是你專門，真的是真實心中捨，真實心中作，內外都是真實，這就是專，誠者言實，能夠很實實在在，不作虛假，所以這個叫至誠，如果至誠的話，你看，今初至誠，就是現在，我們講這個三心的時候，講到至誠，那個在智者大師的書專以專實來解釋它，智者大師的書當中它就是一個專這個字一個實這個字來解釋它，非念真如，豈名專實，如果不是念到能夠念念到能夠契合真如哪有資格叫專，諸法門不專，何有資格叫做實。這是知禮大師他這樣的一個他這樣的體會，也就真的因為你修這個真如真如就是本性，真如本性當中一定不能有夾雜任何的一個虛偽思想，虛偽夾雜所以要專要實，所以我們可以像我們如果修淨土法門，你如果不專怎麼能夠叫做和真如，聖經的聖事是何？能夠契合，所以一定要專一定要實，才能夠和真如契合，那和真如契合你看，一念無虛妄即真，就是你這一心，這一心如果不虛妄的話，不要想得很難，你念佛的時候念到能夠聽得到，你念佛的時候，多能夠聽得清清楚楚，這個就是真，就是沒有虛妄，你念佛的時候如果是聽不到，那就是虛妄，嘴巴在念 心裡面不在念，所以你念佛的時候心裡面怎麼樣，不虛不妄，都是字字清楚，一句不丟 一字不失，一個句都沒有丟 一個字都沒有失，清清楚楚 這個就叫真，然後無遷流，無遷流就是不會被其他念頭打岔，念念都是如此，這個叫如，因為如就是如如不動，如如不動，所以你念佛的時候，如果能夠這樣一句不走，一字不丟的這樣念念念念不遷流，念念多下去的話，就是如如不動，所以這個就是正念真如，這是在彌陀疏鈔，這個在彌陀疏鈔裡面，蓮池大師的，蓮池大師的彌陀疏鈔裡面，他是解釋真和如，真和如，所以這個，這個，雪公老師就是，他就是解釋這個，凡事由真心實意顯出來的，你做一件事情，念佛做善的功德，如果真心實意顯出來，就能夠明心見性，就能夠明心見性，能夠見了真如，甚至雪公老師還曾經這樣開示，主要是只要有五分鐘，只要有五分鐘的一心不亂，只要有五分鐘的一心不亂就開智慧，就是開智慧，開這個真如智慧，五分鐘也是很難的，所以後來慢慢我們就學一百零八聲，百八聲不亂，一百零八聲從第一聲到一百零八聲，都能夠怎麼樣 無遷流，都能夠如何 如如的，能夠如如不動，一百零八聲念到第一百零八聲，這樣就能開智慧，回去自己可以實驗看看一百零八聲都不要讓妄念牽走不要讓其他念頭引開能夠這樣如如的，能夠這樣念，就能夠開智慧，就是能夠明心見性見了真如。</w:t>
+        <w:t>這個地方，這個妙宗鈔，他們這個都講得很細，就講得很道地，他說，至是什麼，至者言專，誠叫至誠心的至，至就是專，就是你專門，真的是真實心中捨，真實心中作，內外都是真實，這就是專，誠者言實，能夠很實實在在，不作虛假，所以這個叫至誠，如果至誠的話，你看，今初至誠，就是現在，我們講這個三心的時候，講到至誠，那個在智者大師的書專以專實來解釋它，智者大師的書當中它就是一個專這個字一個實這個字來解釋它，非念真如，豈名專實，如果不是念到能夠念念到能夠契合真如哪有資格叫專，諸法門不專，何有資格叫做實。這是知禮大師他這樣的一個他這樣的體會，也就真的因為你修這個真如真如就是本性，真如本性當中一定不能有夾雜任何的一個虛偽思想，虛偽夾雜所以要專要實，所以我們可以像我們如果修淨土法門，你如果不專怎麼能夠叫做和真如，聖經的聖事是何？能夠契合，所以一定要專一定要實，才能夠和真如契合，那和真如契合你看，一念無虛妄即真，就是你這一心，這一心如果不虛妄的話，不要想得很難，你念佛的時候念到能夠聽得到，你念佛的時候，多能夠聽得清清楚楚，這個就是真，就是沒有虛妄，你念佛的時候如果是聽不到，那就是虛妄，嘴巴在念，心裡面不在念，所以你念佛的時候心裡面怎麼樣，不虛不妄，都是字字清楚，一句不丟，一字不失，一個句都沒有丟，一個字都沒有失，清清楚楚，這個就叫真，然後無遷流，無遷流就是不會被其他念頭打岔，念念都是如此，這個叫如，因為如就是如如不動，如如不動，所以你念佛的時候，如果能夠這樣一句不走，一字不丟的這樣念念念念不遷流，念念多下去的話，就是如如不動，所以這個就是正念真如，這是在彌陀疏鈔，這個在彌陀疏鈔裡面，蓮池大師的，蓮池大師的彌陀疏鈔裡面，他是解釋真和如，真和如，所以這個，這個，雪公老師就是，他就是解釋這個，凡事由真心實意顯出來的，你做一件事情，念佛做善的功德，如果真心實意顯出來，就能夠明心見性，就能夠明心見性，能夠見了真如，甚至雪公老師還曾經這樣開示，只要有五分鐘的一心不亂就開智慧，就是開智慧，開這個真如智慧，五分鐘也是很難的，所以後來慢慢我們就學一百零八聲，百八聲不亂，一百零八聲從第一聲到一百零八聲，都能夠怎麼樣，無遷流，都能夠如何，如如的，能夠如如不動，一百零八聲念到第一百零八聲，這樣就能開智慧，回去自己可以實驗看看一百零八聲都不要讓妄念牽走不要讓其他念頭引開能夠這樣如如的，能夠這樣念，就能夠開智慧，就是能夠明心見性見了真如。</w:t>
       </w:r>
     </w:p>
     <w:p>
@@ -2377,7 +2472,7 @@
         <w:drawing>
           <wp:inline xmlns:a="http://schemas.openxmlformats.org/drawingml/2006/main" xmlns:pic="http://schemas.openxmlformats.org/drawingml/2006/picture">
             <wp:extent cx="4325625" cy="3240000"/>
-            <wp:docPr id="12" name="Picture 12"/>
+            <wp:docPr id="13" name="Picture 13"/>
             <wp:cNvGraphicFramePr>
               <a:graphicFrameLocks noChangeAspect="1"/>
             </wp:cNvGraphicFramePr>
@@ -2389,7 +2484,7 @@
                     <pic:cNvPicPr/>
                   </pic:nvPicPr>
                   <pic:blipFill>
-                    <a:blip r:embed="rId22"/>
+                    <a:blip r:embed="rId25"/>
                     <a:stretch>
                       <a:fillRect/>
                     </a:stretch>
@@ -2448,7 +2543,7 @@
           <w:rFonts w:ascii="Microsoft JhengHei" w:hAnsi="Microsoft JhengHei" w:eastAsia="Microsoft JhengHei"/>
           <w:sz w:val="21"/>
         </w:rPr>
-        <w:t>你說這是善導大師說的，善導大師有沒有這個經驗，他就有這個經驗，善導大師他念佛，他的經驗就是如此，確實他念佛就能夠感動、感得真如，所以你看在淨土聖賢錄的傳記裡面曾經這樣寫，這個善導大師只要進入佛堂，他一定合掌，胡跪，胡跪是一種很特殊的一種跪法，好像是單腳跪的，單腳跪的和我們雙腳跪的不一樣，進入佛堂以後就合掌恭敬，然後胡跪 跪著 一心念佛，那怎麼樣念 念佛念到怎麼樣 一心念佛念到，一心念佛念到汗流浹背 連冬天都汗流浹背，可見怎麼樣 很專心 很專 很實 很專心很實意的在念，念到怎麼樣 念到汗流浹背 每次念佛都這樣，然後他平常 他有一個生活習慣，不太不太不太，絕意名利遠諸戲笑，他對這個世間的名利，就是絕意完全沒有興趣，剛剛講了輕賤、輕慢、毀厭，對娑婆世界的名，對娑婆世界利益，他怎麼樣絕意輕賤厭捨，然後遠諸戲笑，不太會跟人家說說笑笑，不太會說說笑笑，所以我們要學這個，這個也看 跟人家說說笑笑就打什麼 打綺語，打綺語 有一點打綺語 打妄語的意思 應該是要減少，然後 你看他 平常和大眾出去，平常和大眾出去 我們一般人都很喜歡跟大眾怎麼樣 同行，有說有笑 對不對 那多麼愉快的事情，但是 善導大師怎麼樣 不與眾同行，平常他說獨行 獨行 你說他為什麼要獨行，獨行才能念佛 對不對 你跟旁邊說說笑笑 說三道四的哪能念佛，所以獨行才能念佛 所以他不與眾同行，然後 那有人問他說念佛之善 生淨土否，就是念佛是這麼好 念佛是既然這麼好的話，能不能生淨土 生到極樂世界，是不是真的能夠生到極樂世界，那善導大師實際表演給他看，怎麼表演，如汝所念，遂汝所願，就像你念的阿彌陀佛，就能夠滿你的願怎麼樣 生到阿彌陀佛世界，你念阿彌陀佛 你就能夠滿你的願，能夠往生到阿彌陀佛極樂世界，然後他表現給大家看，自念，自念阿彌陀佛一聲，自己就念阿彌陀佛一聲，你看馬上就有一道光明，從他口裡面出來，所以這張圖，這張圖是本來就是念一聲佛，這個日本人畫的，日本人畫的，念一聲佛就有一道光明出來，念十聲就十道光明出來，你說他這樣的一個念佛，也有這種效果，誰不會修淨土法門？我們坦白說，如果我們現在，我們念佛如果能夠念到這種功夫，你說我們現在臺灣哪些人不會修淨土法門？我們就是沒有念佛念到這個程度。你說了半天人家也不信，對不對？你說了半天什麼不要說光，對不對？連個氣也沒有。人家當然不信。如果我們念佛能夠念到現在這樣，那當然多少人會來修淨土法門？他就是親自怎麼樣，這個叫以身證法，我們現在是以身謗法，我們說念佛多好，但是從來沒有證明說念佛多好，以身謗法 毀謗佛法，那人家是以身證法，用親身來證明這個佛法，所以你看這個，能夠念一聲佛就有一怎麼樣，有一道光明出來，這個就是感動真如，就是真如能夠怎麼樣，能夠感召真如出來。</w:t>
+        <w:t>你說這是善導大師說的，善導大師有沒有這個經驗，他就有這個經驗，善導大師他念佛，他的經驗就是如此，確實他念佛就能夠感動、感得真如，所以你看在淨土聖賢錄的傳記裡面曾經這樣寫，這個善導大師只要進入佛堂，他一定合掌，胡跪，胡跪是一種很特殊的一種跪法，好像是單腳跪的，單腳跪的和我們雙腳跪的不一樣，進入佛堂以後就合掌恭敬，然後胡跪，跪著，一心念佛，那怎麼樣念，念佛念到怎麼樣，一心念佛念到，一心念佛念到汗流浹背，連冬天都汗流浹背，可見怎麼樣，很專心，很專，很實，很專心很實意的在念，念到怎麼樣，念到汗流浹背，每次念佛都這樣，然後他平常，他有一個生活習慣，不太不太不太，絕意名利遠諸戲笑，他對這個世間的名利，就是絕意完全沒有興趣，剛剛講了輕賤、輕慢、毀厭，對娑婆世界的名，對娑婆世界利益，他怎麼樣絕意輕賤厭捨，然後遠諸戲笑，不太會跟人家說說笑笑，不太會說說笑笑，所以我們要學這個，這個也看，跟人家說說笑笑就打什麼，打綺語，打綺語，有一點打綺語，打妄語的意思，應該是要減少，然後，你看他，平常和大眾出去，平常和大眾出去，我們一般人都很喜歡跟大眾怎麼樣，同行，有說有笑，對不對，那多麼愉快的事情，但是，善導大師怎麼樣，不與眾同行，平常他說獨行，你說他為什麼要獨行，獨行才能念佛，對不對，你跟旁邊說說笑笑，說三道四的哪能念佛，所以獨行才能念佛，所以他不與眾同行，然後，那有人問他說念佛之善，生淨土否，就是念佛是這麼好，念佛是既然這麼好的話，能不能生淨土，生到極樂世界，是不是真的能夠生到極樂世界，那善導大師實際表演給他看，怎麼表演，如汝所念，遂汝所願，就像你念的阿彌陀佛，就能夠滿你的願怎麼樣，生到阿彌陀佛世界，你念阿彌陀佛，你就能夠滿你的願，能夠往生到阿彌陀佛極樂世界，然後他表現給大家看，自念，自念阿彌陀佛一聲，自己就念阿彌陀佛一聲，你看馬上就有一道光明，從他口裡面出來，所以這張圖，這張圖是本來就是念一聲佛，這個日本人畫的，日本人畫的，念一聲佛就有一道光明出來，念十聲就十道光明出來，你說他這樣的一個念佛，也有這種效果，誰不會修淨土法門？我們坦白說，如果我們現在，我們念佛如果能夠念到這種功夫，你說我們現在臺灣哪些人不會修淨土法門？我們就是沒有念佛念到這個程度。你說了半天人家也不信，對不對？你說了半天什麼不要說光，對不對？連個氣也沒有。人家當然不信。如果我們念佛能夠念到現在這樣，那當然多少人會來修淨土法門？他就是親自怎麼樣，這個叫以身證法，我們現在是以身謗法，我們說念佛多好，但是從來沒有證明說念佛多好，以身謗法，毀謗佛法，那人家是以身證法，用親身來證明這個佛法，所以你看這個，能夠念一聲佛就有一怎麼樣，有一道光明出來，這個就是感動真如，就是真如能夠怎麼樣，能夠感召真如出來。</w:t>
       </w:r>
     </w:p>
     <w:p>
@@ -2467,7 +2562,7 @@
         <w:drawing>
           <wp:inline xmlns:a="http://schemas.openxmlformats.org/drawingml/2006/main" xmlns:pic="http://schemas.openxmlformats.org/drawingml/2006/picture">
             <wp:extent cx="4325625" cy="3240000"/>
-            <wp:docPr id="13" name="Picture 13"/>
+            <wp:docPr id="14" name="Picture 14"/>
             <wp:cNvGraphicFramePr>
               <a:graphicFrameLocks noChangeAspect="1"/>
             </wp:cNvGraphicFramePr>
@@ -2479,7 +2574,7 @@
                     <pic:cNvPicPr/>
                   </pic:nvPicPr>
                   <pic:blipFill>
-                    <a:blip r:embed="rId23"/>
+                    <a:blip r:embed="rId26"/>
                     <a:stretch>
                       <a:fillRect/>
                     </a:stretch>
@@ -2538,7 +2633,7 @@
           <w:rFonts w:ascii="Microsoft JhengHei" w:hAnsi="Microsoft JhengHei" w:eastAsia="Microsoft JhengHei"/>
           <w:sz w:val="21"/>
         </w:rPr>
-        <w:t>好 這個是我們講這一段，辨真偽，辨真偽的第一段，丙一三業修善清淨心中作，三業修善清淨心作，那我們再看丙二，丙二就是夾雜惡性，名雜毒善，夾雜惡，這個就是偽了，前面是真，丙一這個三業修善清淨心作，這是真，現在叫辨偽，辨別什麼叫做偽，然後同樣是念佛，念佛同樣是修功德，但是為什麼會變偽，那偽的話就是不真實，不真實的話，功德就是就差很多了，所以下面講夾雜惡性名雜毒善，夾雜惡性名雜毒善，這個夾雜的就是你，你念佛也好，或者做種種善功德，夾雜的惡性，惡性就是一些有漏的煩惱，夾雜的有漏的煩惱，你這個善也是善，你看也念佛，也有功德，但是這個善是什麼，是雜了雜了雜了一些毒毒素在裡面，夾雜的毒素在裡面，那你說夾雜的毒素在裡面的善功德，那就是這個功德就不純粹了，不純粹，那這個善導大師說，他有個比喻，他說事同蛇蠍，就是你明明是做善的功德，比如說念佛、做善功德但是內心裡面是夾雜的惡性就像那個蛇、蠍子一樣像蛇、像蠍子一樣雖起三業雖然身口意三業都是做善也念佛，但是名雜毒善也叫做虛假之行，也是虛假之行，雜毒善、虛假之行，雪公老師這個地方有一個比喻，如果一個人如果你念佛做善功德，但是如果裡面夾雜的貪嗔痴，這也嚴重了。</w:t>
+        <w:t>好，這個是我們講這一段，辨真偽，辨真偽的第一段，丙一三業修善清淨心中作，三業修善清淨心作，那我們再看丙二，丙二就是夾雜惡性，名雜毒善，夾雜惡，這個就是偽了，前面是真，丙一這個三業修善清淨心作，這是真，現在叫辨偽，辨別什麼叫做偽，然後同樣是念佛，念佛同樣是修功德，但是為什麼會變偽，那偽的話就是不真實，不真實的話，功德就是就差很多了，所以下面講夾雜惡性名雜毒善，夾雜惡性名雜毒善，這個夾雜的就是你，你念佛也好，或者做種種善功德，夾雜的惡性，惡性就是一些有漏的煩惱，夾雜的有漏的煩惱，你這個善也是善，你看也念佛，也有功德，但是這個善是什麼，是雜了雜了雜了一些毒毒素在裡面，夾雜的毒素在裡面，那你說夾雜的毒素在裡面的善功德，那就是這個功德就不純粹了，不純粹，那這個善導大師說，他有個比喻，他說事同蛇蠍，就是你明明是做善的功德，比如說念佛、做善功德但是內心裡面是夾雜的惡性就像那個蛇、蠍子一樣像蛇、像蠍子一樣雖起三業雖然身口意三業都是做善也念佛，但是名雜毒善也叫做虛假之行，也是虛假之行，雜毒善、虛假之行，雪公老師這個地方有一個比喻，如果一個人如果你念佛做善功德，但是如果裡面夾雜的貪嗔痴，這也嚴重了。</w:t>
       </w:r>
     </w:p>
     <w:p>
@@ -2557,7 +2652,7 @@
         <w:drawing>
           <wp:inline xmlns:a="http://schemas.openxmlformats.org/drawingml/2006/main" xmlns:pic="http://schemas.openxmlformats.org/drawingml/2006/picture">
             <wp:extent cx="4325625" cy="3240000"/>
-            <wp:docPr id="14" name="Picture 14"/>
+            <wp:docPr id="15" name="Picture 15"/>
             <wp:cNvGraphicFramePr>
               <a:graphicFrameLocks noChangeAspect="1"/>
             </wp:cNvGraphicFramePr>
@@ -2569,7 +2664,7 @@
                     <pic:cNvPicPr/>
                   </pic:nvPicPr>
                   <pic:blipFill>
-                    <a:blip r:embed="rId24"/>
+                    <a:blip r:embed="rId27"/>
                     <a:stretch>
                       <a:fillRect/>
                     </a:stretch>
@@ -2628,7 +2723,7 @@
           <w:rFonts w:ascii="Microsoft JhengHei" w:hAnsi="Microsoft JhengHei" w:eastAsia="Microsoft JhengHei"/>
           <w:sz w:val="21"/>
         </w:rPr>
-        <w:t>那怎麼 雪公老師有個比喻叫做牛乳雜驢乳，牛乳雜驢乳就是牛乳是可以喝的，驢乳我們沒有喝過我不知道，牛乳雜驢乳就是一個牛乳本來是很純粹的，可以提煉什麼 提煉生酥，熟酥、醍醐，但是如果裡面加了一個驢乳，這兩種乳都是白色，牛奶也好 驢奶也好 都是白色，它的顏色也好 都是白色，但是牛奶你把它這樣轉一轉，這個攢 攢就是轉的意思，把它轉一轉以後會變成什麼 生酥，生酥就是 我們現在有沒有賣這種東西，因為我們不常吃 不知道，有生酥有熟酥，就是變成很純很濃鬱的奶製品，很香很濃鬱的奶製品，能夠成生酥熟酥，但是驢奶就不一樣，驢奶如果你去把它轉一轉就變成尿，變成尿，所以當然效果就不一樣，所以這個是比喻什麼，這是比喻就是說你雖然是牛乳是做善事，而驢乳是做是夾雜惡性，大智度論裡面講，你過去造的惡，我們這個是雪公老師講的，過去造的惡業，然後摻入現在所做的善事，就是你現在會念佛，會做這個佈施持戒 種種功德，但是過去，造的惡業 那個惡業就是習氣，你過去有一些很多惡的習氣 貪嗔痴的習氣，現在你也會念佛 也會做善功德，善功德，那就像把驢奶摻入牛奶，雖然是作善，但不純粹。誰沒有習氣？當然有習氣，沒有學佛前，大家都有貪嗔痴慢疑的習氣。但是我們學佛以後，隨緣消舊業，更不造新殃。所以我們既然瞭解佛法以後，懂得佛法以後，我們過去的那些惡習氣，貪嗔痴慢疑、惡習氣要伏住，要把它伏住、降伏住、控制住，降伏住、控制住以後，那你現在所念的佛號、做的善功德，那才是甚麼呀，純粹的牛奶，純粹牛奶，所以我們每個人都有惡業呀，沒有惡習氣呀，都有惡習氣，但是要降伏、要伏惑，所以這個地方就教我們，我們不能夠說一邊念佛一邊做善功德，然後過去的什麼吃喝玩樂睡，吃喝玩樂睡的那個惡習氣都還夾雜進來，那這樣就是變成怎麼樣，夾雜惡性，夾雜惡性這個叫雜毒善，雜毒善，所以這個是雪公老師用這樣的一個比喻，所以要怎麼樣。</w:t>
+        <w:t>那怎麼，雪公老師有個比喻叫做牛乳雜驢乳，牛乳雜驢乳就是牛乳是可以喝的，驢乳我們沒有喝過我不知道，牛乳雜驢乳就是一個牛乳本來是很純粹的，可以提煉什麼，提煉生酥，熟酥、醍醐，但是如果裡面加了一個驢乳，這兩種乳都是白色，牛奶也好，驢奶也好，都是白色，它的顏色也好，都是白色，但是牛奶你把它這樣轉一轉，這個攢，攢就是轉的意思，把它轉一轉以後會變成什麼，生酥，生酥就是，我們現在有沒有賣這種東西，因為我們不常吃，不知道，有生酥有熟酥，就是變成很純很濃鬱的奶製品，很香很濃鬱的奶製品，能夠成生酥熟酥，但是驢奶就不一樣，驢奶如果你去把它轉一轉就變成尿，變成尿，所以當然效果就不一樣，所以這個是比喻什麼，這是比喻就是說你雖然是牛乳是做善事，而驢乳是做是夾雜惡性，大智度論裡面講，你過去造的惡，我們這個是雪公老師講的，過去造的惡業，然後摻入現在所做的善事，就是你現在會念佛，會做這個佈施持戒，種種功德，但是過去，造的惡業，那個惡業就是習氣，你過去有一些很多惡的習氣，貪嗔痴的習氣，現在你也會念佛，也會做善功德，善功德，那就像把驢奶摻入牛奶，雖然是作善，但不純粹。誰沒有習氣？當然有習氣，沒有學佛前，大家都有貪嗔痴慢疑的習氣。但是我們學佛以後，隨緣消舊業，更不造新殃。所以我們既然瞭解佛法以後，懂得佛法以後，我們過去的那些惡習氣，貪嗔痴慢疑、惡習氣要伏住，要把它伏住、降伏住、控制住，降伏住、控制住以後，那你現在所念的佛號、做的善功德，那才是甚麼呀，純粹的牛奶，純粹牛奶，所以我們每個人都有惡業呀，沒有惡習氣呀，都有惡習氣，但是要降伏、要伏惑，所以這個地方就教我們，我們不能夠說一邊念佛一邊做善功德，然後過去的什麼吃喝玩樂睡，吃喝玩樂睡的那個惡習氣都還夾雜進來，那這樣就是變成怎麼樣，夾雜惡性，夾雜惡性這個叫雜毒善，雜毒善，所以這個是雪公老師用這樣的一個比喻，所以要怎麼樣。</w:t>
       </w:r>
     </w:p>
     <w:p>
@@ -2647,7 +2742,7 @@
         <w:drawing>
           <wp:inline xmlns:a="http://schemas.openxmlformats.org/drawingml/2006/main" xmlns:pic="http://schemas.openxmlformats.org/drawingml/2006/picture">
             <wp:extent cx="4325625" cy="3240000"/>
-            <wp:docPr id="15" name="Picture 15"/>
+            <wp:docPr id="16" name="Picture 16"/>
             <wp:cNvGraphicFramePr>
               <a:graphicFrameLocks noChangeAspect="1"/>
             </wp:cNvGraphicFramePr>
@@ -2659,7 +2754,7 @@
                     <pic:cNvPicPr/>
                   </pic:nvPicPr>
                   <pic:blipFill>
-                    <a:blip r:embed="rId25"/>
+                    <a:blip r:embed="rId28"/>
                     <a:stretch>
                       <a:fillRect/>
                     </a:stretch>
@@ -2718,7 +2813,7 @@
           <w:rFonts w:ascii="Microsoft JhengHei" w:hAnsi="Microsoft JhengHei" w:eastAsia="Microsoft JhengHei"/>
           <w:sz w:val="21"/>
         </w:rPr>
-        <w:t>下面有三條，夾雜惡性名雜毒善，第一個怎麼樣叫做雜毒善，外現賢善精進之相，外表現出賢德善好的精進之相，外現賢善精進之相，善導大師就說，若心裡面像蛇蠍一樣，做很多善事，若作如此安心起行，那你心裡面像蛇蠍這麼樣夾雜的貪嗔痴，雖然安心起行，也做得很安穩，也做了很多善事，縱使苦勵身心，很辛苦，策勵身心，很辛苦策勵我們的身心，然後日日夜夜十二時早上白天晚上都怎麼樣，白天晚上都急走急作，走得很快 做得很猛，如炙頭燃，就好像就這個頭上已經著火一樣，如炙頭燃，但是，對不起，這個叫什麼 叫雜毒善，就是內心當中，有蛇 像蛇像蠍一樣的，那個貪嗔痴，惡性沒有降伏的話，即使你怎麼樣，整天忙忙碌碌做善事，但是，祖師說這個叫雜毒善，坦白說雜毒善的功德，為何？這個叫外現賢善精進之相，所以剛才講小人閒居為不善，無所不至見君子而後厭然，揜其不善而著其善，但是你看人之視己，如見其肺肝然，別人看不到的地方是一套，別人看到的地方又一套，這麼樣遮遮掩掩有沒有效，你看大學裡面，人家看我們不只看你表面，連你的心肝脾肺都看得清清楚楚，如見其肺肝然則何益矣，有什麼幫助，因為誠於中形於外，你在內心當中怎麼表現，外現賢善精進之相，表面上賢德善良的精進之相，是瞞不過人的，我們今天先報告到這邊，（片尾）。</w:t>
+        <w:t>下面有三條，夾雜惡性名雜毒善，第一個怎麼樣叫做雜毒善，外現賢善精進之相，外表現出賢德善好的精進之相，外現賢善精進之相，善導大師就說，若心裡面像蛇蠍一樣，做很多善事，若作如此安心起行，那你心裡面像蛇蠍這麼樣夾雜的貪嗔痴，雖然安心起行，也做得很安穩，也做了很多善事，縱使苦勵身心，很辛苦，策勵身心，很辛苦策勵我們的身心，然後日日夜夜十二時早上白天晚上都怎麼樣，白天晚上都急走急作，走得很快，做得很猛，如炙頭燃，就好像就這個頭上已經著火一樣，如炙頭燃，但是，對不起，這個叫什麼，叫雜毒善，就是內心當中，有蛇，像蛇像蠍一樣的，那個貪嗔痴，惡性沒有降伏的話，即使你怎麼樣，整天忙忙碌碌做善事，但是，祖師說這個叫雜毒善，坦白說雜毒善的功德，為何？這個叫外現賢善精進之相，所以剛才講小人閒居為不善，無所不至見君子而後厭然，揜其不善而著其善，但是你看人之視己，如見其肺肝然，別人看不到的地方是一套，別人看到的地方又一套，這麼樣遮遮掩掩有沒有效，你看大學裡面，人家看我們不只看你表面，連你的心肝脾肺都看得清清楚楚，如見其肺肝然則何益矣，有什麼幫助，因為誠於中形於外，你在內心當中怎麼表現，外現賢善精進之相，表面上賢德善良的精進之相，是瞞不過人的，我們今天先報告到這邊，（片尾）。</w:t>
       </w:r>
     </w:p>
     <w:p>
@@ -3669,19 +3764,71 @@
         </w:rPr>
         <w:t>補充資料檔：</w:t>
       </w:r>
-      <w:r>
-        <w:rPr>
-          <w:rFonts w:ascii="Consolas" w:hAnsi="Consolas" w:eastAsia="Microsoft JhengHei"/>
-          <w:sz w:val="21"/>
-        </w:rPr>
-        <w:t>supplement.md</w:t>
-      </w:r>
+      <w:hyperlink r:id="rId29">
+        <w:r>
+          <w:rPr>
+            <w:rStyle w:val="Hyperlink"/>
+            <w:color w:val="0563C1"/>
+            <w:u w:val="single"/>
+            <w:sz w:val="21"/>
+          </w:rPr>
+          <w:t>supplement.md</w:t>
+        </w:r>
+      </w:hyperlink>
       <w:r>
         <w:rPr>
           <w:rFonts w:ascii="Microsoft JhengHei" w:hAnsi="Microsoft JhengHei" w:eastAsia="Microsoft JhengHei"/>
           <w:sz w:val="21"/>
         </w:rPr>
         <w:t>（與本報告同資料夾；內容已收錄於上方〈補充資料〉）</w:t>
+      </w:r>
+    </w:p>
+    <w:p>
+      <w:pPr>
+        <w:pStyle w:val="ListBullet"/>
+      </w:pPr>
+      <w:r>
+        <w:rPr>
+          <w:rFonts w:ascii="Microsoft JhengHei" w:hAnsi="Microsoft JhengHei" w:eastAsia="Microsoft JhengHei"/>
+          <w:sz w:val="21"/>
+        </w:rPr>
+        <w:t>思維導圖：</w:t>
+      </w:r>
+      <w:hyperlink r:id="rId12">
+        <w:r>
+          <w:rPr>
+            <w:rStyle w:val="Hyperlink"/>
+            <w:color w:val="0563C1"/>
+            <w:u w:val="single"/>
+            <w:sz w:val="21"/>
+          </w:rPr>
+          <w:t>mindmap.png</w:t>
+        </w:r>
+      </w:hyperlink>
+      <w:r>
+        <w:rPr>
+          <w:rFonts w:ascii="Microsoft JhengHei" w:hAnsi="Microsoft JhengHei" w:eastAsia="Microsoft JhengHei"/>
+          <w:sz w:val="21"/>
+        </w:rPr>
+        <w:t>、文字大綱：</w:t>
+      </w:r>
+      <w:hyperlink r:id="rId13">
+        <w:r>
+          <w:rPr>
+            <w:rStyle w:val="Hyperlink"/>
+            <w:color w:val="0563C1"/>
+            <w:u w:val="single"/>
+            <w:sz w:val="21"/>
+          </w:rPr>
+          <w:t>mindmap.md</w:t>
+        </w:r>
+      </w:hyperlink>
+      <w:r>
+        <w:rPr>
+          <w:rFonts w:ascii="Microsoft JhengHei" w:hAnsi="Microsoft JhengHei" w:eastAsia="Microsoft JhengHei"/>
+          <w:sz w:val="21"/>
+        </w:rPr>
+        <w:t>（與本報告同資料夾）</w:t>
       </w:r>
     </w:p>
     <w:sectPr>

--- a/watch-output/佛學/2026-10-12_YouTube_淨土安心法門-二__pukUhT6JmFw/2026-10-12_YouTube_淨土安心法門-二__pukUhT6JmFw_report.docx
+++ b/watch-output/佛學/2026-10-12_YouTube_淨土安心法門-二__pukUhT6JmFw/2026-10-12_YouTube_淨土安心法門-二__pukUhT6JmFw_report.docx
@@ -2183,7 +2183,7 @@
           <w:rFonts w:ascii="Microsoft JhengHei" w:hAnsi="Microsoft JhengHei" w:eastAsia="Microsoft JhengHei"/>
           <w:sz w:val="21"/>
         </w:rPr>
-        <w:t>下面我們看到不簡內外明暗皆須真實，（約 12 秒轉錄缺漏：音量非靜音，4 次重轉皆轉不出，疑為低聲或停頓），不簡，這個簡，不必挑選，不必挑選，不必挑選什麼？有人看得到，沒人看得到，你都不必怎麼樣選擇，因為我們眾生就會選擇，人家看得到的是一面，人家看不到的又另外一面。那這邊善導大師都特別講，不簡，不簡的不要挑選，內外明暗，在內在外乃至明顯或暗處，很明顯的地方，大庭廣眾，也是這樣做，然後你在家裡面，人家都不在的時候，你在家裡面或一個人獨處的時候，也是這麼做，不簡內外，在內在外明顯暗處，做一切事情都要真實，作一切事情都要真實，不簡內外明暗皆須真實。這個投影，會被切掉，做一件事情，皆須真實，這個是真心誠意，真心誠意，怎麼樣來做，所以雪公老師這個地方就引大學，大學裡面就教我們，大學裡面講說，你看如果是一個不守沒有道德觀，道德觀的沒有道德觀念的人叫小人，沒有道德觀念的人小人閒居為不善，只要沒事，只要是涼涼的沒事的話，閒居的話就怎麼樣，都不幹好事，就做一些不善的事情，無所不至，什麼壞事都幹得出來，什麼事情都幹得出來，然後見君子而後厭然，見到君子以後厭然，厭然的意思就是隱藏的意思，如果平常人家沒看到的時候，做什麼事情不忍卒睹，但是看到一個正人君子的時候，表現出來就不一樣，一些惡行惡狀，一些不能夠讓人看到的行為就隱藏起來了，掩其不善，把一些不善的行為就掩藏起來，而著其善，把自己不錯的、得意的能夠表現出來而著其善，其實這個沒什麼用，剛才講誠於中形於外，你平常如果說是在個人獨處的時候，然後沒有慎獨，然後在獨處的時候，生活當中生活也不照什麼規矩的話，你偶爾當中就會透露出一些，一絲一毫的訊息出來，這個隱瞞不了人家的，不簡內外明暗皆須真實心中作，這個真實心中作。</w:t>
+        <w:t>下面我們看到不簡內外明暗皆須真實，（約 12 秒轉錄缺漏：音量非靜音，4 次重轉皆轉不出，疑為低聲或停頓），不簡，這個簡，不必挑選什麼？有人看得到，沒人看得到，你都不必怎麼樣選擇，因為我們眾生就會選擇，人家看得到的是一面，人家看不到的又另外一面。那這邊善導大師都特別講，不簡，不簡的不要挑選，內外明暗，在內在外乃至明顯或暗處，很明顯的地方，大庭廣眾，也是這樣做，然後你在家裡面，人家都不在的時候，你在家裡面或一個人獨處的時候，也是這麼做，不簡內外，在內在外明顯暗處，做一切事情都要真實，作一切事情都要真實，不簡內外明暗皆須真實。這個投影，會被切掉，做一件事情，皆須真實，這個是真心誠意，真心誠意，怎麼樣來做，所以雪公老師這個地方就引大學，大學裡面就教我們，大學裡面講說，你看如果是一個不守沒有道德觀，道德觀的沒有道德觀念的人叫小人，沒有道德觀念的人小人閒居為不善，只要沒事，只要是涼涼的沒事的話，閒居的話就怎麼樣，都不幹好事，就做一些不善的事情，無所不至，什麼壞事都幹得出來，什麼事情都幹得出來，然後見君子而後厭然，見到君子以後厭然，厭然的意思就是隱藏的意思，如果平常人家沒看到的時候，做什麼事情不忍卒睹，但是看到一個正人君子的時候，表現出來就不一樣，一些惡行惡狀，一些不能夠讓人看到的行為就隱藏起來了，掩其不善，把一些不善的行為就掩藏起來，而著其善，把自己不錯的、得意的能夠表現出來而著其善，其實這個沒什麼用，剛才講誠於中形於外，你平常如果說是在個人獨處的時候，然後沒有慎獨，然後在獨處的時候，生活當中生活也不照什麼規矩的話，你偶爾當中就會透露出一些，一絲一毫的訊息出來，這個隱瞞不了人家的，不簡內外明暗皆須真實心中作，這個真實心中作。</w:t>
       </w:r>
     </w:p>
     <w:p>
@@ -2363,7 +2363,7 @@
           <w:rFonts w:ascii="Microsoft JhengHei" w:hAnsi="Microsoft JhengHei" w:eastAsia="Microsoft JhengHei"/>
           <w:sz w:val="21"/>
         </w:rPr>
-        <w:t>你不是至誠心的話，你看下面的結論：心既無染，即感真如。如果不是清淨心做、不是至誠心做的話，你做的這些事情都是有漏的，所以下面的結論是這樣，心既無染，即感真如，那如果說你做上面講，惡業也是真實心中捨，善業也是真實心中作，然後不簡內外明暗都是心中這麼樣來執行，清淨心，心裡面就無染，心無染就是不善三業真實心中捨，三業必須真實心中作，不簡內外明暗皆須真實，這三句話來說明心完全沒有汙染，染就是迷惑，有煩惱，如果你這三件事情都是能夠真實心中的捨，真實心中作，都能夠真實，你心就是清淨的，心就是清淨的話，就是沒有汙染，沒有煩惱，沒有煩惱迷惑，沒有煩惱迷惑，你要得什麼好處？即感真如，所以染即不淨，這個染，就是你有夾雜了一些煩惱，你不善三業，惡業也沒有很想要把它捨掉，善業也沒有怎麼樣，真實心中作，然後內外是各一套，那這樣的話就是夾雜了見思惑，不淨就是夾雜了見思惑，這個惑就是見惑和思惑，貪嗔痴慢疑，你夾雜了貪嗔痴慢疑，你做的事情就是有漏的，有漏的東西，就是這種有漏的東西就不純淨，不能夠讓我們了生脫死的，反過來講，如果心裡面真實心中捨、真實心中作、內外明暗皆須真實，那就不一樣了，即感真如，即感真如，這個我們要好好研究，就是你如果念佛，你念佛或者我們做這個佛法的事情，如果能夠這樣真實心中作、真實心中捨，不簡內外明暗、真實心、真實的話，就能夠和真如本性怎麼樣，能夠感通，能夠契合本性。</w:t>
+        <w:t>你不是至誠心的話，你看下面的結論：心既無染，即感真如。如果不是清淨心做、不是至誠心做的話，你做的這些事情都是有漏的，所以下面的結論是這樣，心既無染，即感真如，那如果說你做上面講，惡業也是真實心中捨，善業也是真實心中作，然後不簡內外明暗都是心中這麼樣來執行，清淨心，心裡面就無染，心無染就是不善三業真實心中捨，三業必須真實心中作，不簡內外明暗皆須真實，這三句話來說明心完全沒有汙染，染就是迷惑，有煩惱，如果你這三件事情都是能夠真實心中的捨，真實心中作，都能夠真實，你心就是清淨的，心就是清淨的話，就是沒有汙染，沒有煩惱，沒有煩惱迷惑，你要得什麼好處？即感真如，所以染即不淨，這個染，就是你有夾雜了一些煩惱，你不善三業，惡業也沒有很想要把它捨掉，善業也沒有怎麼樣，真實心中作，然後內外是各一套，那這樣的話就是夾雜了見思惑，不淨就是夾雜了見思惑，這個惑就是見惑和思惑，貪嗔痴慢疑，你夾雜了貪嗔痴慢疑，你做的事情就是有漏的，有漏的東西，就是這種有漏的東西就不純淨，不能夠讓我們了生脫死的，反過來講，如果心裡面真實心中捨、真實心中作、內外明暗皆須真實，那就不一樣了，即感真如，即感真如，這個我們要好好研究，就是你如果念佛，你念佛或者我們做這個佛法的事情，如果能夠這樣真實心中作、真實心中捨，不簡內外明暗、真實心、真實的話，就能夠和真如本性怎麼樣，能夠感通，能夠契合本性。</w:t>
       </w:r>
     </w:p>
     <w:p>
@@ -2543,7 +2543,7 @@
           <w:rFonts w:ascii="Microsoft JhengHei" w:hAnsi="Microsoft JhengHei" w:eastAsia="Microsoft JhengHei"/>
           <w:sz w:val="21"/>
         </w:rPr>
-        <w:t>你說這是善導大師說的，善導大師有沒有這個經驗，他就有這個經驗，善導大師他念佛，他的經驗就是如此，確實他念佛就能夠感動、感得真如，所以你看在淨土聖賢錄的傳記裡面曾經這樣寫，這個善導大師只要進入佛堂，他一定合掌，胡跪，胡跪是一種很特殊的一種跪法，好像是單腳跪的，單腳跪的和我們雙腳跪的不一樣，進入佛堂以後就合掌恭敬，然後胡跪，跪著，一心念佛，那怎麼樣念，念佛念到怎麼樣，一心念佛念到，一心念佛念到汗流浹背，連冬天都汗流浹背，可見怎麼樣，很專心，很專，很實，很專心很實意的在念，念到怎麼樣，念到汗流浹背，每次念佛都這樣，然後他平常，他有一個生活習慣，不太不太不太，絕意名利遠諸戲笑，他對這個世間的名利，就是絕意完全沒有興趣，剛剛講了輕賤、輕慢、毀厭，對娑婆世界的名，對娑婆世界利益，他怎麼樣絕意輕賤厭捨，然後遠諸戲笑，不太會跟人家說說笑笑，不太會說說笑笑，所以我們要學這個，這個也看，跟人家說說笑笑就打什麼，打綺語，打綺語，有一點打綺語，打妄語的意思，應該是要減少，然後，你看他，平常和大眾出去，平常和大眾出去，我們一般人都很喜歡跟大眾怎麼樣，同行，有說有笑，對不對，那多麼愉快的事情，但是，善導大師怎麼樣，不與眾同行，平常他說獨行，你說他為什麼要獨行，獨行才能念佛，對不對，你跟旁邊說說笑笑，說三道四的哪能念佛，所以獨行才能念佛，所以他不與眾同行，然後，那有人問他說念佛之善，生淨土否，就是念佛是這麼好，念佛是既然這麼好的話，能不能生淨土，生到極樂世界，是不是真的能夠生到極樂世界，那善導大師實際表演給他看，怎麼表演，如汝所念，遂汝所願，就像你念的阿彌陀佛，就能夠滿你的願怎麼樣，生到阿彌陀佛世界，你念阿彌陀佛，你就能夠滿你的願，能夠往生到阿彌陀佛極樂世界，然後他表現給大家看，自念，自念阿彌陀佛一聲，自己就念阿彌陀佛一聲，你看馬上就有一道光明，從他口裡面出來，所以這張圖，這張圖是本來就是念一聲佛，這個日本人畫的，日本人畫的，念一聲佛就有一道光明出來，念十聲就十道光明出來，你說他這樣的一個念佛，也有這種效果，誰不會修淨土法門？我們坦白說，如果我們現在，我們念佛如果能夠念到這種功夫，你說我們現在臺灣哪些人不會修淨土法門？我們就是沒有念佛念到這個程度。你說了半天人家也不信，對不對？你說了半天什麼不要說光，對不對？連個氣也沒有。人家當然不信。如果我們念佛能夠念到現在這樣，那當然多少人會來修淨土法門？他就是親自怎麼樣，這個叫以身證法，我們現在是以身謗法，我們說念佛多好，但是從來沒有證明說念佛多好，以身謗法，毀謗佛法，那人家是以身證法，用親身來證明這個佛法，所以你看這個，能夠念一聲佛就有一怎麼樣，有一道光明出來，這個就是感動真如，就是真如能夠怎麼樣，能夠感召真如出來。</w:t>
+        <w:t>你說這是善導大師說的，善導大師有沒有這個經驗，他就有這個經驗，善導大師他念佛，他的經驗就是如此，確實他念佛就能夠感動、感得真如，所以你看在淨土聖賢錄的傳記裡面曾經這樣寫，這個善導大師只要進入佛堂，他一定合掌，胡跪，胡跪是一種很特殊的一種跪法，好像是單腳跪的，單腳跪的和我們雙腳跪的不一樣，進入佛堂以後就合掌恭敬，然後胡跪，跪著，一心念佛，那怎麼樣念，念佛念到怎麼樣，一心念佛念到，一心念佛念到汗流浹背，連冬天都汗流浹背，可見怎麼樣，很專心，很專，很實，很專心很實意的在念，念到怎麼樣，念到汗流浹背，每次念佛都這樣，然後他平常，他有一個生活習慣，不太，絕意名利遠諸戲笑，他對這個世間的名利，就是絕意完全沒有興趣，剛剛講了輕賤、輕慢、毀厭，對娑婆世界的名，對娑婆世界利益，他怎麼樣絕意輕賤厭捨，然後遠諸戲笑，不太會跟人家說說笑笑，不太會說說笑笑，所以我們要學這個，這個也看，跟人家說說笑笑就打什麼，打綺語，打綺語，有一點打綺語，打妄語的意思，應該是要減少，然後，你看他，平常和大眾出去，平常和大眾出去，我們一般人都很喜歡跟大眾怎麼樣，同行，有說有笑，對不對，那多麼愉快的事情，但是，善導大師怎麼樣，不與眾同行，平常他說獨行，你說他為什麼要獨行，獨行才能念佛，對不對，你跟旁邊說說笑笑，說三道四的哪能念佛，所以獨行才能念佛，所以他不與眾同行，然後，那有人問他說念佛之善，生淨土否，就是念佛是這麼好，念佛是既然這麼好的話，能不能生淨土，生到極樂世界，是不是真的能夠生到極樂世界，那善導大師實際表演給他看，怎麼表演，如汝所念，遂汝所願，就像你念的阿彌陀佛，就能夠滿你的願怎麼樣，生到阿彌陀佛世界，你念阿彌陀佛，你就能夠滿你的願，能夠往生到阿彌陀佛極樂世界，然後他表現給大家看，自念，自念阿彌陀佛一聲，自己就念阿彌陀佛一聲，你看馬上就有一道光明，從他口裡面出來，所以這張圖，這張圖是本來就是念一聲佛，這個日本人畫的，日本人畫的，念一聲佛就有一道光明出來，念十聲就十道光明出來，你說他這樣的一個念佛，也有這種效果，誰不會修淨土法門？我們坦白說，如果我們現在，我們念佛如果能夠念到這種功夫，你說我們現在臺灣哪些人不會修淨土法門？我們就是沒有念佛念到這個程度。你說了半天人家也不信，對不對？你說了半天什麼不要說光，對不對？連個氣也沒有。人家當然不信。如果我們念佛能夠念到現在這樣，那當然多少人會來修淨土法門？他就是親自怎麼樣，這個叫以身證法，我們現在是以身謗法，我們說念佛多好，但是從來沒有證明說念佛多好，以身謗法，毀謗佛法，那人家是以身證法，用親身來證明這個佛法，所以你看這個，能夠念一聲佛就有一怎麼樣，有一道光明出來，這個就是感動真如，就是真如能夠怎麼樣，能夠感召真如出來。</w:t>
       </w:r>
     </w:p>
     <w:p>
@@ -2633,7 +2633,7 @@
           <w:rFonts w:ascii="Microsoft JhengHei" w:hAnsi="Microsoft JhengHei" w:eastAsia="Microsoft JhengHei"/>
           <w:sz w:val="21"/>
         </w:rPr>
-        <w:t>好，這個是我們講這一段，辨真偽，辨真偽的第一段，丙一三業修善清淨心中作，三業修善清淨心作，那我們再看丙二，丙二就是夾雜惡性，名雜毒善，夾雜惡，這個就是偽了，前面是真，丙一這個三業修善清淨心作，這是真，現在叫辨偽，辨別什麼叫做偽，然後同樣是念佛，念佛同樣是修功德，但是為什麼會變偽，那偽的話就是不真實，不真實的話，功德就是就差很多了，所以下面講夾雜惡性名雜毒善，夾雜惡性名雜毒善，這個夾雜的就是你，你念佛也好，或者做種種善功德，夾雜的惡性，惡性就是一些有漏的煩惱，夾雜的有漏的煩惱，你這個善也是善，你看也念佛，也有功德，但是這個善是什麼，是雜了雜了雜了一些毒毒素在裡面，夾雜的毒素在裡面，那你說夾雜的毒素在裡面的善功德，那就是這個功德就不純粹了，不純粹，那這個善導大師說，他有個比喻，他說事同蛇蠍，就是你明明是做善的功德，比如說念佛、做善功德但是內心裡面是夾雜的惡性就像那個蛇、蠍子一樣像蛇、像蠍子一樣雖起三業雖然身口意三業都是做善也念佛，但是名雜毒善也叫做虛假之行，也是虛假之行，雜毒善、虛假之行，雪公老師這個地方有一個比喻，如果一個人如果你念佛做善功德，但是如果裡面夾雜的貪嗔痴，這也嚴重了。</w:t>
+        <w:t>好，這個是我們講這一段，辨真偽，辨真偽的第一段，丙一三業修善清淨心中作，三業修善清淨心作，那我們再看丙二，丙二就是夾雜惡性，名雜毒善，夾雜惡，這個就是偽了，前面是真，丙一這個三業修善清淨心作，這是真，現在叫辨偽，辨別什麼叫做偽，然後同樣是念佛，念佛同樣是修功德，但是為什麼會變偽，那偽的話就是不真實，不真實的話，功德就是就差很多了，所以下面講夾雜惡性名雜毒善，夾雜惡性名雜毒善，這個夾雜的就是你，你念佛也好，或者做種種善功德，夾雜的惡性，惡性就是一些有漏的煩惱，夾雜的有漏的煩惱，你這個善也是善，你看也念佛，也有功德，但是這個善是什麼，是雜了一些毒毒素在裡面，夾雜的毒素在裡面，那你說夾雜的毒素在裡面的善功德，那就是這個功德就不純粹了，不純粹，那這個善導大師說，他有個比喻，他說事同蛇蠍，就是你明明是做善的功德，比如說念佛、做善功德但是內心裡面是夾雜的惡性就像那個蛇、蠍子一樣像蛇、像蠍子一樣雖起三業雖然身口意三業都是做善也念佛，但是名雜毒善也叫做虛假之行，也是虛假之行，雜毒善、虛假之行，雪公老師這個地方有一個比喻，如果一個人如果你念佛做善功德，但是如果裡面夾雜的貪嗔痴，這也嚴重了。</w:t>
       </w:r>
     </w:p>
     <w:p>

--- a/watch-output/佛學/2026-10-12_YouTube_淨土安心法門-二__pukUhT6JmFw/2026-10-12_YouTube_淨土安心法門-二__pukUhT6JmFw_report.docx
+++ b/watch-output/佛學/2026-10-12_YouTube_淨土安心法門-二__pukUhT6JmFw/2026-10-12_YouTube_淨土安心法門-二__pukUhT6JmFw_report.docx
@@ -1368,6 +1368,101 @@
         <w:pStyle w:val="Heading2"/>
       </w:pPr>
       <w:r>
+        <w:t>思維導圖</w:t>
+      </w:r>
+    </w:p>
+    <w:p>
+      <w:pPr>
+        <w:jc w:val="center"/>
+      </w:pPr>
+      <w:r>
+        <w:drawing>
+          <wp:inline xmlns:a="http://schemas.openxmlformats.org/drawingml/2006/main" xmlns:pic="http://schemas.openxmlformats.org/drawingml/2006/picture">
+            <wp:extent cx="5760000" cy="3946398"/>
+            <wp:docPr id="1" name="Picture 1"/>
+            <wp:cNvGraphicFramePr>
+              <a:graphicFrameLocks noChangeAspect="1"/>
+            </wp:cNvGraphicFramePr>
+            <a:graphic>
+              <a:graphicData uri="http://schemas.openxmlformats.org/drawingml/2006/picture">
+                <pic:pic>
+                  <pic:nvPicPr>
+                    <pic:cNvPr id="0" name="image.png"/>
+                    <pic:cNvPicPr/>
+                  </pic:nvPicPr>
+                  <pic:blipFill>
+                    <a:blip r:embed="rId11"/>
+                    <a:stretch>
+                      <a:fillRect/>
+                    </a:stretch>
+                  </pic:blipFill>
+                  <pic:spPr>
+                    <a:xfrm>
+                      <a:off x="0" y="0"/>
+                      <a:ext cx="5760000" cy="3946398"/>
+                    </a:xfrm>
+                    <a:prstGeom prst="rect"/>
+                  </pic:spPr>
+                </pic:pic>
+              </a:graphicData>
+            </a:graphic>
+          </wp:inline>
+        </w:drawing>
+      </w:r>
+    </w:p>
+    <w:p>
+      <w:pPr>
+        <w:pStyle w:val="ListBullet"/>
+      </w:pPr>
+      <w:r>
+        <w:rPr>
+          <w:rFonts w:ascii="Microsoft JhengHei" w:hAnsi="Microsoft JhengHei" w:eastAsia="Microsoft JhengHei"/>
+          <w:sz w:val="21"/>
+        </w:rPr>
+        <w:t>原圖：</w:t>
+      </w:r>
+      <w:hyperlink r:id="rId12">
+        <w:r>
+          <w:rPr>
+            <w:rStyle w:val="Hyperlink"/>
+            <w:color w:val="0563C1"/>
+            <w:u w:val="single"/>
+            <w:sz w:val="21"/>
+          </w:rPr>
+          <w:t>mindmap.png</w:t>
+        </w:r>
+      </w:hyperlink>
+      <w:r>
+        <w:rPr>
+          <w:rFonts w:ascii="Microsoft JhengHei" w:hAnsi="Microsoft JhengHei" w:eastAsia="Microsoft JhengHei"/>
+          <w:sz w:val="21"/>
+        </w:rPr>
+        <w:t>；文字大綱：</w:t>
+      </w:r>
+      <w:hyperlink r:id="rId13">
+        <w:r>
+          <w:rPr>
+            <w:rStyle w:val="Hyperlink"/>
+            <w:color w:val="0563C1"/>
+            <w:u w:val="single"/>
+            <w:sz w:val="21"/>
+          </w:rPr>
+          <w:t>mindmap.md</w:t>
+        </w:r>
+      </w:hyperlink>
+      <w:r>
+        <w:rPr>
+          <w:rFonts w:ascii="Microsoft JhengHei" w:hAnsi="Microsoft JhengHei" w:eastAsia="Microsoft JhengHei"/>
+          <w:sz w:val="21"/>
+        </w:rPr>
+        <w:t>（與本報告同資料夾）</w:t>
+      </w:r>
+    </w:p>
+    <w:p>
+      <w:pPr>
+        <w:pStyle w:val="Heading2"/>
+      </w:pPr>
+      <w:r>
         <w:t>圖文對照（畫面 + 逐字稿）</w:t>
       </w:r>
     </w:p>
@@ -1387,7 +1482,7 @@
         <w:drawing>
           <wp:inline xmlns:a="http://schemas.openxmlformats.org/drawingml/2006/main" xmlns:pic="http://schemas.openxmlformats.org/drawingml/2006/picture">
             <wp:extent cx="4325625" cy="3240000"/>
-            <wp:docPr id="1" name="Picture 1"/>
+            <wp:docPr id="2" name="Picture 2"/>
             <wp:cNvGraphicFramePr>
               <a:graphicFrameLocks noChangeAspect="1"/>
             </wp:cNvGraphicFramePr>
@@ -1399,7 +1494,7 @@
                     <pic:cNvPicPr/>
                   </pic:nvPicPr>
                   <pic:blipFill>
-                    <a:blip r:embed="rId11"/>
+                    <a:blip r:embed="rId14"/>
                     <a:stretch>
                       <a:fillRect/>
                     </a:stretch>
@@ -1477,7 +1572,7 @@
         <w:drawing>
           <wp:inline xmlns:a="http://schemas.openxmlformats.org/drawingml/2006/main" xmlns:pic="http://schemas.openxmlformats.org/drawingml/2006/picture">
             <wp:extent cx="5045625" cy="3240000"/>
-            <wp:docPr id="2" name="Picture 2"/>
+            <wp:docPr id="3" name="Picture 3"/>
             <wp:cNvGraphicFramePr>
               <a:graphicFrameLocks noChangeAspect="1"/>
             </wp:cNvGraphicFramePr>
@@ -1489,7 +1584,7 @@
                     <pic:cNvPicPr/>
                   </pic:nvPicPr>
                   <pic:blipFill>
-                    <a:blip r:embed="rId12"/>
+                    <a:blip r:embed="rId15"/>
                     <a:stretch>
                       <a:fillRect/>
                     </a:stretch>
@@ -1548,7 +1643,7 @@
           <w:rFonts w:ascii="Microsoft JhengHei" w:hAnsi="Microsoft JhengHei" w:eastAsia="Microsoft JhengHei"/>
           <w:sz w:val="21"/>
         </w:rPr>
-        <w:t>好這是我們講第一個我們先把標題，丙一這個至誠心，辨真偽三業修善必須清淨心中作，那下面有分成三個，丁一不善三業必須心中捨，不善三業就是身口意不善的三業，不善三業必須心中捨，心中捨，書裡面他教我們怎麼樣，你看他說口業要毀要厭，必須心中捨，心中就是我們要怎麼樣，不善三業就是這個不善三業就是針對我們娑婆世界的依報，對娑婆世界的正報，對娑婆世界的依報正報，如果你去貪戀去貪著，這個就是不善三業，要真實要真實，真實的不要做虛假的，真實的從心中把它捨棄，那怎麼要捨棄，善導大師教我們第一個口業要毀要厭，口業要毀要厭，怎麼口業毀厭，口業毀就是你嘴巴裡面，我們口裡面，不要讚嘆這個娑婆世界的正報和依報，我們世界你看那個賣化妝品的，賣那個什麼健身的，賣那個養生的，那個都是怎麼樣，吃了他那個什麼好的東西，到他那個什麼健身房去運動以後，能夠養成什麼，身體能夠多麼樣的健康，能夠多麼好看，那就是在讚歎，讚歎這個什麼，依報正報，娑婆世界的正報依報，但是祖師教我們要，我們要口業毀厭，口業毀厭，毀就是毀謗，厭就是厭惡，我們在娑婆世界的依報、正報，我們要怎麼樣？要能夠毀厭，毀厭，毀謗、厭惡，講毀謗、厭惡可能聽不太懂，我們舉一個例子，比如說佛法，從來不會用怎麼樣？用說你這個是帥、很帥的美男子、很美的美人，不會用這個方式來形容一個人，佛法用什麼方式形容人的身體？革囊臭穢，對，以前就有一個，說有一個天上的美女，來給釋迦牟尼佛看，那釋迦牟尼佛看，這個就是革囊臭穢，革是什麼？皮革，皮革對不對？囊是什麼？皮囊，就是用皮革做成的一個怎麼樣？袋子盛著臭穢用皮革做的一個布袋裡面裝著臭的東西 汙穢的東西，他說的是什麼，說的就是身體，就是我們眾生 我們叫臭皮囊，我們佛法就是把我們每一個眾生的身體，我們就是這樣說 毀厭，每一個人的身體就像臭皮囊，所以大家如果想看看，如果你把每一，你那種貪著哪一種人，貪著對方物件，你把它天天想做口業毀厭，這個就是革囊臭穢，大概你那個貪戀心都不太有了，愛著心就會下降，革囊臭穢，確實是這樣，我們每個人的身體，就是一層皮怎麼樣，包了一些臭的東西，糞尿水，包了一堆東西，然後血汙穢東西，污穢東西。</w:t>
+        <w:t>好這是我們講第一個我們先把標題，丙一這個至誠心，辨真偽三業修善必須清淨心中作，那下面有分成三個，丁一不善三業必須心中捨，不善三業就是身口意不善的三業，不善三業必須心中捨，心中捨，書裡面他教我們怎麼樣，你看他說口業要毀要厭，必須心中捨，心中就是我們要怎麼樣，不善三業就是這個不善三業就是針對我們娑婆世界的依報，對娑婆世界的正報，對娑婆世界的依報正報，如果你去貪戀去貪著，這個就是不善三業，要真實要真實，真實的不要做虛假的，真實的從心中把它捨棄，那怎麼要捨棄，善導大師教我們第一個口業要毀要厭，口業要毀要厭，怎麼口業毀厭，口業毀就是你嘴巴裡面，我們口裡面，不要讚嘆這個娑婆世界的正報和依報，我們世界你看那個賣化妝品的，賣那個什麼健身的，賣那個養生的，那個都是怎麼樣，吃了他那個什麼好的東西，到他那個什麼健身房去運動以後，能夠養成什麼，身體能夠多麼樣的健康，能夠多麼好看，那就是在讚歎，讚歎這個什麼，依報正報，娑婆世界的正報依報，但是祖師教我們要，我們要口業毀厭，口業毀厭，毀就是毀謗，厭就是厭惡，我們在娑婆世界的依報、正報，我們要怎麼樣？要能夠毀厭，毀厭，毀謗、厭惡，講毀謗、厭惡可能聽不太懂，我們舉一個例子，比如說佛法，從來不會用怎麼樣？用說你這個是帥、很帥的美男子、很美的美人，不會用這個方式來形容一個人，佛法用什麼方式形容人的身體？革囊臭穢，對，以前就有一個，說有一個天上的美女，來給釋迦牟尼佛看，那釋迦牟尼佛看，這個就是革囊臭穢，革是什麼？皮革，皮革對不對？囊是什麼？皮囊，就是用皮革做成的一個怎麼樣？袋子盛著臭穢用皮革做的一個布袋裡面裝著臭的東西，汙穢的東西，他說的是什麼，說的就是身體，就是我們眾生，我們叫臭皮囊，我們佛法就是把我們每一個眾生的身體，我們就是這樣說，毀厭，每一個人的身體就像臭皮囊，所以大家如果想看看，如果你把每一，你那種貪著哪一種人，貪著對方物件，你把它天天想做口業毀厭，這個就是革囊臭穢，大概你那個貪戀心都不太有了，愛著心就會下降，革囊臭穢，確實是這樣，我們每個人的身體，就是一層皮怎麼樣，包了一些臭的東西，糞尿水，包了一堆東西，然後血汙穢東西，污穢東西。</w:t>
       </w:r>
     </w:p>
     <w:p>
@@ -1567,7 +1662,7 @@
         <w:drawing>
           <wp:inline xmlns:a="http://schemas.openxmlformats.org/drawingml/2006/main" xmlns:pic="http://schemas.openxmlformats.org/drawingml/2006/picture">
             <wp:extent cx="5045625" cy="3240000"/>
-            <wp:docPr id="3" name="Picture 3"/>
+            <wp:docPr id="4" name="Picture 4"/>
             <wp:cNvGraphicFramePr>
               <a:graphicFrameLocks noChangeAspect="1"/>
             </wp:cNvGraphicFramePr>
@@ -1579,7 +1674,7 @@
                     <pic:cNvPicPr/>
                   </pic:nvPicPr>
                   <pic:blipFill>
-                    <a:blip r:embed="rId13"/>
+                    <a:blip r:embed="rId16"/>
                     <a:stretch>
                       <a:fillRect/>
                     </a:stretch>
@@ -1638,7 +1733,7 @@
           <w:rFonts w:ascii="Microsoft JhengHei" w:hAnsi="Microsoft JhengHei" w:eastAsia="Microsoft JhengHei"/>
           <w:sz w:val="21"/>
         </w:rPr>
-        <w:t>所以叫口業毀厭，第二個，身業怎麼樣，也是輕慢厭捨，身業，身業輕慢厭捨，就是我們的，我們的身業怎麼樣輕慢厭捨，這個像這個地方，我們身業就是輕慢，輕視他，慢就是看不起他，討厭他，捨棄他，你說這個怎麼樣，對這個生死三界怎麼樣輕慢厭捨，輕慢厭捨，就是對娑婆世界的享受，對娑婆世界的依報、正報的享受，你就用這種態度 叫輕慢厭捨，我們以前舉個例，比如說印光大師在普陀山閉關的時候，普陀山是很熱，尤其像現在 它是海島，那個地方 然後那個閣樓，閣樓是說 那個藏經樓，藏經樓是閣樓 非常的熱，我們上去就知道 你去上去五分鐘，全身都是汗，印光大師就住在那個地方，所以當時就有一個浙江有一個士紳，很有錢的士紳，他在天目山，天目山他有避暑聖地，有避暑山莊，他就特別好心好意邀印光大師說，我們是不是到我們的避暑山莊，我們去避暑一下，印光大師就痛斥他，呵斥他說，我在這個地方越熱越能夠寫信，因為印光大師都寫信，我越熱越能夠寫信來回答眾生的問題，解答問題，我對這種清涼的享受，我怎麼樣一點都沒興趣，你從這個地方體會一下，什麼叫輕慢厭捨，印祖就是對生死三界等自他依正二報，就是這樣輕慢厭捨，所以如果輕慢厭捨，就是真實心中，三道心理念，輕慢厭捨你還會去貪著嗎。</w:t>
+        <w:t>所以叫口業毀厭，第二個，身業怎麼樣，也是輕慢厭捨，身業，身業輕慢厭捨，就是我們的，我們的身業怎麼樣輕慢厭捨，這個像這個地方，我們身業就是輕慢，輕視他，慢就是看不起他，討厭他，捨棄他，你說這個怎麼樣，對這個生死三界怎麼樣輕慢厭捨，輕慢厭捨，就是對娑婆世界的享受，對娑婆世界的依報、正報的享受，你就用這種態度，叫輕慢厭捨，我們以前舉個例，比如說印光大師在普陀山閉關的時候，普陀山是很熱，尤其像現在，它是海島，那個地方，然後那個閣樓，閣樓是說，那個藏經樓，藏經樓是閣樓，非常的熱，我們上去就知道，你去上去五分鐘，全身都是汗，印光大師就住在那個地方，所以當時就有一個浙江有一個士紳，很有錢的士紳，他在天目山，天目山他有避暑聖地，有避暑山莊，他就特別好心好意邀印光大師說，我們是不是到我們的避暑山莊，我們去避暑一下，印光大師就痛斥他，呵斥他說，我在這個地方越熱越能夠寫信，因為印光大師都寫信，我越熱越能夠寫信來回答眾生的問題，解答問題，我對這種清涼的享受，我怎麼樣一點都沒興趣，你從這個地方體會一下，什麼叫輕慢厭捨，印祖就是對生死三界等自他依正二報，就是這樣輕慢厭捨，所以如果輕慢厭捨，就是真實心中，三道心理念，輕慢厭捨你還會去貪著嗎。</w:t>
       </w:r>
     </w:p>
     <w:p>
@@ -1657,7 +1752,7 @@
         <w:drawing>
           <wp:inline xmlns:a="http://schemas.openxmlformats.org/drawingml/2006/main" xmlns:pic="http://schemas.openxmlformats.org/drawingml/2006/picture">
             <wp:extent cx="5045625" cy="3240000"/>
-            <wp:docPr id="4" name="Picture 4"/>
+            <wp:docPr id="5" name="Picture 5"/>
             <wp:cNvGraphicFramePr>
               <a:graphicFrameLocks noChangeAspect="1"/>
             </wp:cNvGraphicFramePr>
@@ -1669,7 +1764,7 @@
                     <pic:cNvPicPr/>
                   </pic:nvPicPr>
                   <pic:blipFill>
-                    <a:blip r:embed="rId14"/>
+                    <a:blip r:embed="rId17"/>
                     <a:stretch>
                       <a:fillRect/>
                     </a:stretch>
@@ -1728,7 +1823,7 @@
           <w:rFonts w:ascii="Microsoft JhengHei" w:hAnsi="Microsoft JhengHei" w:eastAsia="Microsoft JhengHei"/>
           <w:sz w:val="21"/>
         </w:rPr>
-        <w:t>然後第三個意業，意業怎麼樣 叫輕賤厭捨，輕賤厭捨，在心裡面就看不起，就怎麼樣，看不起這個娑婆世界的生死三界的自，自自己還有別人的依報、正報，依報就是環境，正報就是身體，對自己的身體 對別人的身體，對別人的身體，自己的環境對別人的環境完全沒有怎麼樣，完全沒有什麼興趣，這個叫輕賤厭捨，所以像雪公老師為什麼，雪公老師曾經這樣說過，他在孔奉祀官府裡面當主任秘書，孔奉祀官府孔德成先生，他有一個親戚叫孔祥熙，我不知道大家知不知道孔祥熙是誰，孔祥熙是我們民國時代的財政部長，後來曾經當過行政院長，所以孔祥熙是和孔德成他們是有那個有姓孔都有關係，所以雪公老師曾經這樣說，他只要能夠開口，說要什麼樣的官，孔祥熙怎麼樣，二話不說就會撥一個官給雪公老師做，那雪公老師就他說，我只要開口我要到什麼山東省省長，山東省主任秘書，這個孔祥熙是行政院長財政部長，他就能夠馬上就能夠決定，那雪公老師說，我把那些官位，看什麼，一文不值。把那些官位，在我看來是一文不值的東西。你說多少人是拼著命要去搶那些位置，但是雪公老師就是什麼，輕賤厭捨，娑婆世界，生死三界的，自他依正二報。所以雪公老師他也都能夠當這個官員，但是為什麼不當，就是輕賤厭捨。所以如果我們內心當中如果身口意這麼樣的毀厭、輕慢厭捨、輕賤厭捨，這個叫做真實心中作，我們也反省自己，遇到好處，遇到名利，我們能夠這樣嗎，真實心中捨嗎，能夠真實心中捨嗎，可能真是不容易，這個你如果檢驗自己就知道，所以什麼叫捨，捨的意思，就是你捨的意思，雪公老師用一個比喻，就是本來我們都是因為我們如果不學佛，我們對這些生死對三界的自他依正二報都是怎麼樣？迷戀，非常迷惑、愛戀、捨不開，但是現在怎麼樣？要捨的時候就像怎麼樣？突然醒過來了，你對這個娑婆世界、對這個自他依正都怎麼樣？輕賤厭捨，甚至輕慢厭捨，那就像千年暗室，上千年的一個黑暗房子裡面，從來一絲光明都沒有，現在點一盞燈，它就亮，只要能醒過來，這些你就看開了，所以我們要能夠學這個，不善三業必須真實心中捨，尤其特別要注重真實兩個字真實兩個字，這不是說虛假，不是嘴巴說說而已，不是文章寫一寫而已，那是從內心當中拔除掉輕賤厭捨，然後輕慢厭捨，然後毀厭，這個是不善三業必須真實心中捨。</w:t>
+        <w:t>然後第三個意業，意業怎麼樣，叫輕賤厭捨，輕賤厭捨，在心裡面就看不起，就怎麼樣，看不起這個娑婆世界的生死三界的自，自自己還有別人的依報、正報，依報就是環境，正報就是身體，對自己的身體，對別人的身體，對別人的身體，自己的環境對別人的環境完全沒有怎麼樣，完全沒有什麼興趣，這個叫輕賤厭捨，所以像雪公老師為什麼，雪公老師曾經這樣說過，他在孔奉祀官府裡面當主任秘書，孔奉祀官府孔德成先生，他有一個親戚叫孔祥熙，我不知道大家知不知道孔祥熙是誰，孔祥熙是我們民國時代的財政部長，後來曾經當過行政院長，所以孔祥熙是和孔德成他們是有那個有姓孔都有關係，所以雪公老師曾經這樣說，他只要能夠開口，說要什麼樣的官，孔祥熙怎麼樣，二話不說就會撥一個官給雪公老師做，那雪公老師就他說，我只要開口我要到什麼山東省省長，山東省主任秘書，這個孔祥熙是行政院長財政部長，他就能夠馬上就能夠決定，那雪公老師說，我把那些官位，看什麼，一文不值。把那些官位，在我看來是一文不值的東西。你說多少人是拼著命要去搶那些位置，但是雪公老師就是什麼，輕賤厭捨，娑婆世界，生死三界的，自他依正二報。所以雪公老師他也都能夠當這個官員，但是為什麼不當，就是輕賤厭捨。所以如果我們內心當中如果身口意這麼樣的毀厭、輕慢厭捨、輕賤厭捨，這個叫做真實心中作，我們也反省自己，遇到好處，遇到名利，我們能夠這樣嗎，真實心中捨嗎，能夠真實心中捨嗎，可能真是不容易，這個你如果檢驗自己就知道，所以什麼叫捨，捨的意思，就是你捨的意思，雪公老師用一個比喻，就是本來我們都是因為我們如果不學佛，我們對這些生死對三界的自他依正二報都是怎麼樣？迷戀，非常迷惑、愛戀、捨不開，但是現在怎麼樣？要捨的時候就像怎麼樣？突然醒過來了，你對這個娑婆世界、對這個自他依正都怎麼樣？輕賤厭捨，甚至輕慢厭捨，那就像千年暗室，上千年的一個黑暗房子裡面，從來一絲光明都沒有，現在點一盞燈，它就亮，只要能醒過來，這些你就看開了，所以我們要能夠學這個，不善三業必須真實心中捨，尤其特別要注重真實兩個字真實兩個字，這不是說虛假，不是嘴巴說說而已，不是文章寫一寫而已，那是從內心當中拔除掉輕賤厭捨，然後輕慢厭捨，然後毀厭，這個是不善三業必須真實心中捨。</w:t>
       </w:r>
     </w:p>
     <w:p>
@@ -1747,7 +1842,7 @@
         <w:drawing>
           <wp:inline xmlns:a="http://schemas.openxmlformats.org/drawingml/2006/main" xmlns:pic="http://schemas.openxmlformats.org/drawingml/2006/picture">
             <wp:extent cx="5045625" cy="3240000"/>
-            <wp:docPr id="5" name="Picture 5"/>
+            <wp:docPr id="6" name="Picture 6"/>
             <wp:cNvGraphicFramePr>
               <a:graphicFrameLocks noChangeAspect="1"/>
             </wp:cNvGraphicFramePr>
@@ -1759,7 +1854,7 @@
                     <pic:cNvPicPr/>
                   </pic:nvPicPr>
                   <pic:blipFill>
-                    <a:blip r:embed="rId15"/>
+                    <a:blip r:embed="rId18"/>
                     <a:stretch>
                       <a:fillRect/>
                     </a:stretch>
@@ -1818,7 +1913,7 @@
           <w:rFonts w:ascii="Microsoft JhengHei" w:hAnsi="Microsoft JhengHei" w:eastAsia="Microsoft JhengHei"/>
           <w:sz w:val="21"/>
         </w:rPr>
-        <w:t>然後若起三業必須真實心中作，若起三業，這個起，起是什麼意思，起就是你真實的內心當中做了以後就能夠形於外，所以起這個意思，不善三業，若起三業必須真實心中作，起的意思就是誠於中形於外，這個起不是說故意表現出來，你內心當中如果真的身口意，對這個娑婆世界的依正二報，如果真實心中，如果對若起三業必須真實心中作，如果能夠真實心中作，就能夠現於外，所以以前雪公老師講論語的時候，曾經講到一章經文，述而篇最後一章經文，述而篇最後一章經文叫什麼，子溫而厲，威而不猛，恭而安，雪公老師說，這個不是學，這學不來的，這是孔子怎麼樣，這是孔子誠於中形於外的，他經過了幾十年的修為才能夠顯出一個子溫而厲，溫和又嚴厲，威嚴又不會剛猛，恭敬又能夠怎麼樣，很安寧，心又怎麼樣，能夠身口意都能夠很安寧，威而不猛，威而不猛，恭而安，溫而厲，威而不猛，恭而安，這不是修養 這不是說你要學就學得出來的，這個是要誠於中形於外，你內心當中真的是這樣，那個若起三業 如果真實這樣做，你就會現出在行為上面，很自然的表現在行為上面，所以這個真實是什麼，那雪公老師就教我們說，你如果真的是想要學這個，三業必須真實心中作，你就要學曾子，曾子怎麼樣 吾日三省吾身，吾日三省吾身，我每天用很多事情來反省自己，為人謀而不忠乎 與朋友交而不信乎 傳不習乎，所以曾子為什麼能夠成為宗聖，曾子能夠成為宗聖，他是每天常常來反省自己，我為人謀有沒有忠，我和朋友交往有沒有守信，我傳授學問有沒有先練習，有沒有先練習，所以常常這麼樣反省，這個叫真實，所以我們說什麼叫，如果你反過來講，你像教學這樣就好，你教學當中，如果教學的內容，平常怎麼樣，平常完全怎麼樣，不會去摸，也不會去看，也不會去接觸，而且不會去溫習。等到要上場的時候，現在很方便了，網路上面破銅爛鐵，破銅爛鐵 蒐集蒐集就可以上場了，那個就不是真實，真實是什麼，就是你如果為人，傳不習乎，你要傳授一種學問的話，你平常就要常常在這門學問上面怎麼樣，溫習、練習、熟悉，那以後你在傳授學問的時候，你就心安理得，李炳南、李德，這個才叫真實，所以這個像這些地方，我們很容易犯的，很容易犯，你有做，但是不真實，所以真實是這樣。</w:t>
+        <w:t>然後若起三業必須真實心中作，若起三業，這個起，起是什麼意思，起就是你真實的內心當中做了以後就能夠形於外，所以起這個意思，不善三業，若起三業必須真實心中作，起的意思就是誠於中形於外，這個起不是說故意表現出來，你內心當中如果真的身口意，對這個娑婆世界的依正二報，如果真實心中，如果對若起三業必須真實心中作，如果能夠真實心中作，就能夠現於外，所以以前雪公老師講論語的時候，曾經講到一章經文，述而篇最後一章經文，述而篇最後一章經文叫什麼，子溫而厲，威而不猛，恭而安，雪公老師說，這個不是學，這學不來的，這是孔子怎麼樣，這是孔子誠於中形於外的，他經過了幾十年的修為才能夠顯出一個子溫而厲，溫和又嚴厲，威嚴又不會剛猛，恭敬又能夠怎麼樣，很安寧，心又怎麼樣，能夠身口意都能夠很安寧，威而不猛，威而不猛，恭而安，溫而厲，威而不猛，恭而安，這不是修養，這不是說你要學就學得出來的，這個是要誠於中形於外，你內心當中真的是這樣，那個若起三業，如果真實這樣做，你就會現出在行為上面，很自然的表現在行為上面，所以這個真實是什麼，那雪公老師就教我們說，你如果真的是想要學這個，三業必須真實心中作，你就要學曾子，曾子怎麼樣，吾日三省吾身，吾日三省吾身，我每天用很多事情來反省自己，為人謀而不忠乎，與朋友交而不信乎，傳不習乎，所以曾子為什麼能夠成為宗聖，曾子能夠成為宗聖，他是每天常常來反省自己，我為人謀有沒有忠，我和朋友交往有沒有守信，我傳授學問有沒有先練習，有沒有先練習，所以常常這麼樣反省，這個叫真實，所以我們說什麼叫，如果你反過來講，你像教學這樣就好，你教學當中，如果教學的內容，平常怎麼樣，平常完全怎麼樣，不會去摸，也不會去看，也不會去接觸，而且不會去溫習。等到要上場的時候，現在很方便了，網路上面破銅爛鐵，破銅爛鐵，蒐集蒐集就可以上場了，那個就不是真實，真實是什麼，就是你如果為人，傳不習乎，你要傳授一種學問的話，你平常就要常常在這門學問上面怎麼樣，溫習、練習、熟悉，那以後你在傳授學問的時候，你就心安理得，李炳南、李德，這個才叫真實，所以這個像這些地方，我們很容易犯的，很容易犯，你有做，但是不真實，所以真實是這樣。</w:t>
       </w:r>
     </w:p>
     <w:p>
@@ -1837,7 +1932,7 @@
         <w:drawing>
           <wp:inline xmlns:a="http://schemas.openxmlformats.org/drawingml/2006/main" xmlns:pic="http://schemas.openxmlformats.org/drawingml/2006/picture">
             <wp:extent cx="5045625" cy="3240000"/>
-            <wp:docPr id="6" name="Picture 6"/>
+            <wp:docPr id="7" name="Picture 7"/>
             <wp:cNvGraphicFramePr>
               <a:graphicFrameLocks noChangeAspect="1"/>
             </wp:cNvGraphicFramePr>
@@ -1849,7 +1944,7 @@
                     <pic:cNvPicPr/>
                   </pic:nvPicPr>
                   <pic:blipFill>
-                    <a:blip r:embed="rId16"/>
+                    <a:blip r:embed="rId19"/>
                     <a:stretch>
                       <a:fillRect/>
                     </a:stretch>
@@ -1908,7 +2003,7 @@
           <w:rFonts w:ascii="Microsoft JhengHei" w:hAnsi="Microsoft JhengHei" w:eastAsia="Microsoft JhengHei"/>
           <w:sz w:val="21"/>
         </w:rPr>
-        <w:t>那我們來看這個，真實怎麼樣真實，讚嘆眾生三業，讚嘆眾生的三業，我們讚嘆眾生，他的身口意三業，讚嘆眾生的三業，這個在四帖疏裡面講，讚嘆眾生，每個眾生他都有身口意，他也都會做善，那要讚嘆他，怎麼樣讚嘆，讚嘆的話，讚嘆，就別人你看到別人，做善事，說好話，心裡面存好念，你能夠讚嘆他，讚嘆他，這個要，所以這個，你看雪公老師曾經，就曾經，我覺得像這個，我們也讀了讀了，我們也讀過，但是我們也沒什麼經驗，我們讀淨土聖賢錄裡面，都有讀過什麼葛太守的小傳，葛太守小傳就是這個人在地獄裡面是受閻羅王怎麼樣，閻羅王每天都跟他頂禮 跟他膜拜，所以可見葛繁在連地獄裡面的閻羅王對他都很尊敬，你說閻羅王怎麼會對葛繁這麼尊敬，他這個有一個小 有一個在淨土聖賢錄有一個傳記，那雪公老師就讀了這個宋鎮江葛繁小傳以後，他就覺得說這個我們就要來學，我們就要來，你看他說葛太守他有一個很好的一個優點是嗎，每天都不是日行一善，日行眾善，不是日行一善，他不只只有一善，每天當中大大小小的善事只要看到就去做，這樣的一個行為一個小小這麼樣一個動作，比如說他到人家的家裡面，看人家那個腳踏墊沒有擺整齊，他就會幫人家腳踏墊怎麼樣擺整齊，人家拖鞋沒有擺整齊，他幫人家拖鞋擺整齊，你說這些我們一般人都有看到，但是我們就不會做，他看到以後他會去做，所以他每天就是怎麼樣，尋尋覓覓做善事，所以連閻羅王對他都尊敬有加，雪公老師就讀了這個葛太守葛繁的小傳以後，雪公老師有感而發，他說安得金鋪祇樹園，就是說我們哪一個人有那個像這個，祇樹給孤獨園，這個祇樹這個，祇什麼，須達多尊者，須達多長者，我們哪有這麼多黃金來鋪這個，來幫釋迦牟尼佛建祇樹，祇樹給孤獨園，我們沒有這樣的能力，但是，檢書驚喜獲佳言，我看了淨土聖賢錄葛繁的小傳以後，我心裡面就很高興，得到一個好的佳言方法，然後怎麼樣 利人何患阮囊澀，我們要利益眾生 你何必怕，我沒有錢 我財務不夠 何必擔心這個，何必憂愁這個，此後心香，一半心香書葛繁，一半心香就怎麼樣 像葛繁來舒陳，一半心香像葛繁舒陳就是學葛繁，就是每天當中不論大善小善大善，看到好利益眾生的事情我們就做，所以這個我們就說這個叫做讚嘆眾生的三業，所以你看雪公老師就是有這樣的一個修養，有這樣的修養 他看到每一個尤其像我們來蓮社，雪公老師來蓮社以後，每一個蓮友為什麼，這麼歸心，雪公老師曾經說過，只要跟他說過話，很少會離開的，只要跟雪公老師說過話，很少人會離開，為什麼，雪公老師叫他就能夠，比如你做一點善事，雪公老師就怎麼樣，就不吝讚嘆，你寫書法會寫書法，雪公老師不吝讚嘆，你買了一個放學買一個，鳥放生，雪公老師不吝讚嘆，你做事情很認真，雖然做的不是很好，但是很認真做，雪公老師不吝讚嘆，所以很多人為什麼能夠歸心在雪公老師的座下，雪公老師就有這個本事，讚嘆眾生，所以這個叫讚嘆眾生，三業所為善。</w:t>
+        <w:t>那我們來看這個，真實怎麼樣真實，讚嘆眾生三業，讚嘆眾生的三業，我們讚嘆眾生，他的身口意三業，讚嘆眾生的三業，這個在四帖疏裡面講，讚嘆眾生，每個眾生他都有身口意，他也都會做善，那要讚嘆他，怎麼樣讚嘆，讚嘆的話，讚嘆，就別人你看到別人，做善事，說好話，心裡面存好念，你能夠讚嘆他，讚嘆他，這個要，所以這個，你看雪公老師曾經，就曾經，我覺得像這個，我們也讀了讀了，我們也讀過，但是我們也沒什麼經驗，我們讀淨土聖賢錄裡面，都有讀過什麼葛太守的小傳，葛太守小傳就是這個人在地獄裡面是受閻羅王怎麼樣，閻羅王每天都跟他頂禮，跟他膜拜，所以可見葛繁在連地獄裡面的閻羅王對他都很尊敬，你說閻羅王怎麼會對葛繁這麼尊敬，他這個有一個小，有一個在淨土聖賢錄有一個傳記，那雪公老師就讀了這個宋鎮江葛繁小傳以後，他就覺得說這個我們就要來學，我們就要來，你看他說葛太守他有一個很好的一個優點是嗎，每天都不是日行一善，日行眾善，不是日行一善，他不只只有一善，每天當中大大小小的善事只要看到就去做，這樣的一個行為一個小小這麼樣一個動作，比如說他到人家的家裡面，看人家那個腳踏墊沒有擺整齊，他就會幫人家腳踏墊怎麼樣擺整齊，人家拖鞋沒有擺整齊，他幫人家拖鞋擺整齊，你說這些我們一般人都有看到，但是我們就不會做，他看到以後他會去做，所以他每天就是怎麼樣，尋尋覓覓做善事，所以連閻羅王對他都尊敬有加，雪公老師就讀了這個葛太守葛繁的小傳以後，雪公老師有感而發，他說安得金鋪祇樹園，就是說我們哪一個人有那個像這個，祇樹給孤獨園，這個祇樹這個，祇什麼，須達多尊者，須達多長者，我們哪有這麼多黃金來鋪這個，來幫釋迦牟尼佛建祇樹，祇樹給孤獨園，我們沒有這樣的能力，但是，檢書驚喜獲佳言，我看了淨土聖賢錄葛繁的小傳以後，我心裡面就很高興，得到一個好的佳言方法，然後怎麼樣，利人何患阮囊澀，我們要利益眾生，你何必怕，我沒有錢，我財務不夠，何必擔心這個，何必憂愁這個，此後心香，一半心香書葛繁，一半心香就怎麼樣，像葛繁來舒陳，一半心香像葛繁舒陳就是學葛繁，就是每天當中不論大善小善大善，看到好利益眾生的事情我們就做，所以這個我們就說這個叫做讚嘆眾生的三業，所以你看雪公老師就是有這樣的一個修養，有這樣的修養，他看到每一個尤其像我們來蓮社，雪公老師來蓮社以後，每一個蓮友為什麼，這麼歸心，雪公老師曾經說過，只要跟他說過話，很少會離開的，只要跟雪公老師說過話，很少人會離開，為什麼，雪公老師叫他就能夠，比如你做一點善事，雪公老師就怎麼樣，就不吝讚嘆，你寫書法會寫書法，雪公老師不吝讚嘆，你買了一個放學買一個，鳥放生，雪公老師不吝讚嘆，你做事情很認真，雖然做的不是很好，但是很認真做，雪公老師不吝讚嘆，所以很多人為什麼能夠歸心在雪公老師的座下，雪公老師就有這個本事，讚嘆眾生，所以這個叫讚嘆眾生，三業所為善。</w:t>
       </w:r>
     </w:p>
     <w:p>
@@ -1927,7 +2022,7 @@
         <w:drawing>
           <wp:inline xmlns:a="http://schemas.openxmlformats.org/drawingml/2006/main" xmlns:pic="http://schemas.openxmlformats.org/drawingml/2006/picture">
             <wp:extent cx="4325625" cy="3240000"/>
-            <wp:docPr id="7" name="Picture 7"/>
+            <wp:docPr id="8" name="Picture 8"/>
             <wp:cNvGraphicFramePr>
               <a:graphicFrameLocks noChangeAspect="1"/>
             </wp:cNvGraphicFramePr>
@@ -1939,7 +2034,7 @@
                     <pic:cNvPicPr/>
                   </pic:nvPicPr>
                   <pic:blipFill>
-                    <a:blip r:embed="rId17"/>
+                    <a:blip r:embed="rId20"/>
                     <a:stretch>
                       <a:fillRect/>
                     </a:stretch>
@@ -2017,7 +2112,7 @@
         <w:drawing>
           <wp:inline xmlns:a="http://schemas.openxmlformats.org/drawingml/2006/main" xmlns:pic="http://schemas.openxmlformats.org/drawingml/2006/picture">
             <wp:extent cx="4325625" cy="3240000"/>
-            <wp:docPr id="8" name="Picture 8"/>
+            <wp:docPr id="9" name="Picture 9"/>
             <wp:cNvGraphicFramePr>
               <a:graphicFrameLocks noChangeAspect="1"/>
             </wp:cNvGraphicFramePr>
@@ -2029,7 +2124,7 @@
                     <pic:cNvPicPr/>
                   </pic:nvPicPr>
                   <pic:blipFill>
-                    <a:blip r:embed="rId18"/>
+                    <a:blip r:embed="rId21"/>
                     <a:stretch>
                       <a:fillRect/>
                     </a:stretch>
@@ -2088,7 +2183,7 @@
           <w:rFonts w:ascii="Microsoft JhengHei" w:hAnsi="Microsoft JhengHei" w:eastAsia="Microsoft JhengHei"/>
           <w:sz w:val="21"/>
         </w:rPr>
-        <w:t>下面我們看到不簡內外明暗皆須真實，（約 12 秒轉錄缺漏：音量非靜音，4 次重轉皆轉不出，疑為低聲或停頓），不簡，這個簡，不必挑選，不必挑選，不必挑選什麼？有人看得到，沒人看得到，你都不必怎麼樣選擇，因為我們眾生就會選擇，人家看得到的是一面，人家看不到的又另外一面。那這邊善導大師都特別講，不簡，不簡的不要挑選，內外明暗，在內在外乃至明顯或暗處，很明顯的地方，大庭廣眾，也是這樣做，然後你在家裡面，人家都不在的時候，你在家裡面或一個人獨處的時候，也是這麼做，不簡內外，在內在外明顯暗處，做一切事情都要真實，作一切事情都要真實，不簡內外明暗皆須真實。明暗皆須真實，皆須真實，這個投影，會被切掉，做一件事情，皆須真實，這個是真心誠意，真心誠意，怎麼樣來做，所以雪公老師這個地方就引大學，大學裡面就教我們，大學裡面講說，你看如果是一個不守沒有道德觀，道德觀的沒有道德觀念的人叫小人，沒有道德觀念的人小人閒居為不善，只要沒事 只要是涼涼的沒事的話 閒居的話就怎麼樣，都不幹好事 就做一些不善的事情 無所不至，什麼壞事都幹得出來 什麼事情都幹得出來，然後見君子而後厭然 見到君子以後厭然，厭然的意思就是隱藏的意思，如果平常人家沒看到的時候，做什麼事情不忍卒睹，但是看到一個正人君子的時候，表現出來就不一樣，一些惡行惡狀，一些不能夠讓人看到的行為就隱藏起來了，掩其不善，把一些不善的行為就掩藏起來，而著其善，把自己不錯的、得意的能夠表現出來而著其善，其實這個沒什麼用，剛才講誠於中形於外，你平常如果說是在個人獨處的時候，然後沒有慎獨，然後在獨處的時候，生活當中生活也不照什麼規矩的話，你偶爾當中就會透露出一些，一絲一毫的訊息出來，這個隱瞞不了人家的，不簡內外明暗皆須真實心中作，這個真實心中作。</w:t>
+        <w:t>下面我們看到不簡內外明暗皆須真實，（約 12 秒轉錄缺漏：音量非靜音，4 次重轉皆轉不出，疑為低聲或停頓），不簡，這個簡，不必挑選什麼？有人看得到，沒人看得到，你都不必怎麼樣選擇，因為我們眾生就會選擇，人家看得到的是一面，人家看不到的又另外一面。那這邊善導大師都特別講，不簡，不簡的不要挑選，內外明暗，在內在外乃至明顯或暗處，很明顯的地方，大庭廣眾，也是這樣做，然後你在家裡面，人家都不在的時候，你在家裡面或一個人獨處的時候，也是這麼做，不簡內外，在內在外明顯暗處，做一切事情都要真實，作一切事情都要真實，不簡內外明暗皆須真實。這個投影，會被切掉，做一件事情，皆須真實，這個是真心誠意，真心誠意，怎麼樣來做，所以雪公老師這個地方就引大學，大學裡面就教我們，大學裡面講說，你看如果是一個不守沒有道德觀，道德觀的沒有道德觀念的人叫小人，沒有道德觀念的人小人閒居為不善，只要沒事，只要是涼涼的沒事的話，閒居的話就怎麼樣，都不幹好事，就做一些不善的事情，無所不至，什麼壞事都幹得出來，什麼事情都幹得出來，然後見君子而後厭然，見到君子以後厭然，厭然的意思就是隱藏的意思，如果平常人家沒看到的時候，做什麼事情不忍卒睹，但是看到一個正人君子的時候，表現出來就不一樣，一些惡行惡狀，一些不能夠讓人看到的行為就隱藏起來了，掩其不善，把一些不善的行為就掩藏起來，而著其善，把自己不錯的、得意的能夠表現出來而著其善，其實這個沒什麼用，剛才講誠於中形於外，你平常如果說是在個人獨處的時候，然後沒有慎獨，然後在獨處的時候，生活當中生活也不照什麼規矩的話，你偶爾當中就會透露出一些，一絲一毫的訊息出來，這個隱瞞不了人家的，不簡內外明暗皆須真實心中作，這個真實心中作。</w:t>
       </w:r>
     </w:p>
     <w:p>
@@ -2107,7 +2202,7 @@
         <w:drawing>
           <wp:inline xmlns:a="http://schemas.openxmlformats.org/drawingml/2006/main" xmlns:pic="http://schemas.openxmlformats.org/drawingml/2006/picture">
             <wp:extent cx="4325625" cy="3240000"/>
-            <wp:docPr id="9" name="Picture 9"/>
+            <wp:docPr id="10" name="Picture 10"/>
             <wp:cNvGraphicFramePr>
               <a:graphicFrameLocks noChangeAspect="1"/>
             </wp:cNvGraphicFramePr>
@@ -2119,7 +2214,7 @@
                     <pic:cNvPicPr/>
                   </pic:nvPicPr>
                   <pic:blipFill>
-                    <a:blip r:embed="rId19"/>
+                    <a:blip r:embed="rId22"/>
                     <a:stretch>
                       <a:fillRect/>
                     </a:stretch>
@@ -2178,7 +2273,7 @@
           <w:rFonts w:ascii="Microsoft JhengHei" w:hAnsi="Microsoft JhengHei" w:eastAsia="Microsoft JhengHei"/>
           <w:sz w:val="21"/>
         </w:rPr>
-        <w:t>我們來看，這個雪公老師曾經，我們民國四十幾年的時候，我們有一位，臺灣有一位斌宗法師，斌宗法師是鹿港人，他到大陸，他到大陸，他到大陸的那個寧波的那個觀宗寺那邊學了天台，國清寺那邊天台山那邊學了天台宗，天台宗學得非常好，後來回到臺灣來，回到臺灣來，民國四十幾年，所以那時候雪公老師曾經特別禮請斌宗法師，因為那時候臺灣不太有法師很少，所以禮請這個斌宗法師來怎麼樣，幫大家皈依、授誡，那這個斌宗法師曾經寫了一本書，般若波羅蜜多心經要釋，般若波羅蜜多心經要釋，他要出版，出版，出版的時候，他就請雪公老師題那個書名，那特別交代，書名一定要楷書，不能草書，所以雪公老師，當然雪公老師題字偶爾也會行書，草書，但是，斌宗法師就特別提醒雪公老師要題楷書，所以你從這個細節上面就可以知道，這個斌宗法師他是不簡內外明暗都是真實，然後雪公老師那時候要介紹一個顯要，顯要就是達官顯要，介紹一個顯要要受戒，要受戒請斌宗法師來傳戒，斌宗法師就問一句話，問雪公老師一句話，是自願的嗎，如果不是自願就不要了，大家可以想看看，如果現在有那麼一個人，比如說一個部長，要來請你受戒，半夜都跑去他們家受戒了，這個事大家都，都是急先鋒了，博士長，一句話 它是自願的嗎，那雪公老師就如實說不是，而不是說就不要，所以你看像斌宗法師像這些地方都是怎麼樣，都是不簡內外一定要真實，所以從細節上面就可以知道我們做很多事情，如果我們有分內外的話，那就這方面有外表做一套 內裡面又一套，這樣都不是真實心中作，這個就不是至誠心，也就是不是清淨心，不是清淨心當然就不是至誠心。</w:t>
+        <w:t>我們來看，這個雪公老師曾經，我們民國四十幾年的時候，我們有一位，臺灣有一位斌宗法師，斌宗法師是鹿港人，他到大陸的那個寧波的那個觀宗寺那邊學了天台，國清寺那邊天台山那邊學了天台宗，天台宗學得非常好，後來回到臺灣來，回到臺灣來，民國四十幾年，所以那時候雪公老師曾經特別禮請斌宗法師，因為那時候臺灣不太有法師很少，所以禮請這個斌宗法師來怎麼樣，幫大家皈依、授誡，那這個斌宗法師曾經寫了一本書，般若波羅蜜多心經要釋，般若波羅蜜多心經要釋，他要出版，出版，出版的時候，他就請雪公老師題那個書名，那特別交代，書名一定要楷書，不能草書，所以雪公老師，當然雪公老師題字偶爾也會行書，草書，但是，斌宗法師就特別提醒雪公老師要題楷書，所以你從這個細節上面就可以知道，這個斌宗法師他是不簡內外明暗都是真實，然後雪公老師那時候要介紹一個顯要，顯要就是達官顯要，介紹一個顯要要受戒，要受戒請斌宗法師來傳戒，斌宗法師就問一句話，問雪公老師一句話，是自願的嗎，如果不是自願就不要了，大家可以想看看，如果現在有那麼一個人，比如說一個部長，要來請你受戒，半夜都跑去他們家受戒了，這個事大家都，都是急先鋒了，博士長，一句話，它是自願的嗎，那雪公老師就如實說不是，而不是說就不要，所以你看像斌宗法師像這些地方都是怎麼樣，都是不簡內外一定要真實，所以從細節上面就可以知道我們做很多事情，如果我們有分內外的話，那就這方面有外表做一套，內裡面又一套，這樣都不是真實心中作，這個就不是至誠心，也就是不是清淨心，不是清淨心當然就不是至誠心。</w:t>
       </w:r>
     </w:p>
     <w:p>
@@ -2197,7 +2292,7 @@
         <w:drawing>
           <wp:inline xmlns:a="http://schemas.openxmlformats.org/drawingml/2006/main" xmlns:pic="http://schemas.openxmlformats.org/drawingml/2006/picture">
             <wp:extent cx="5045625" cy="3240000"/>
-            <wp:docPr id="10" name="Picture 10"/>
+            <wp:docPr id="11" name="Picture 11"/>
             <wp:cNvGraphicFramePr>
               <a:graphicFrameLocks noChangeAspect="1"/>
             </wp:cNvGraphicFramePr>
@@ -2209,7 +2304,7 @@
                     <pic:cNvPicPr/>
                   </pic:nvPicPr>
                   <pic:blipFill>
-                    <a:blip r:embed="rId20"/>
+                    <a:blip r:embed="rId23"/>
                     <a:stretch>
                       <a:fillRect/>
                     </a:stretch>
@@ -2268,7 +2363,7 @@
           <w:rFonts w:ascii="Microsoft JhengHei" w:hAnsi="Microsoft JhengHei" w:eastAsia="Microsoft JhengHei"/>
           <w:sz w:val="21"/>
         </w:rPr>
-        <w:t>你不是至誠心的話，你看下面的結論：心既無染，即感真如。如果不是清淨心做、不是至誠心做的話，你做的這些事情都是有漏的，所以下面的結論是這樣，心既無染，即感真如，那如果說你做上面講，惡業也是真實心中捨，善業也是真實心中作，然後不簡內外明暗都是心中這麼樣來執行，清淨心 心裡面就無染，心無染就是不善三業真實心中捨，三業必須真實心中作 不簡內外明暗皆須真實，這三句話來說明心完全沒有汙染，染就是迷惑 有煩惱，如果你這三件事情都是能夠真實心中的捨，真實心中作，都能夠真實，你心就是清淨的，心就是清淨的話，就是沒有汙染，沒有煩惱，沒有煩惱迷惑，沒有煩惱迷惑，你要得什麼好處？即感真如，所以染即不淨，這個染，就是你有夾雜了一些煩惱，你不善三業，惡業也沒有很想要把它捨掉，善業也沒有怎麼樣，真實心中作，然後內外是各一套，那這樣的話就是夾雜了見思惑，不淨就是夾雜了見思惑，這個惑就是見惑和思惑，貪嗔痴慢疑，你夾雜了貪嗔痴慢疑，你做的事情就是有漏的，有漏的東西，就是這種有漏的東西就不純淨，不能夠讓我們了生脫死的，反過來講，如果心裡面真實心中捨、真實心中作、內外明暗皆須真實，那就不一樣了，即感真如，即感真如，這個我們要好好研究，就是你如果念佛，你念佛或者我們做這個佛法的事情，如果能夠這樣真實心中作、真實心中捨，不簡內外明暗、真實心、真實的話，就能夠和真如本性怎麼樣，能夠感通，能夠契合本性。</w:t>
+        <w:t>你不是至誠心的話，你看下面的結論：心既無染，即感真如。如果不是清淨心做、不是至誠心做的話，你做的這些事情都是有漏的，所以下面的結論是這樣，心既無染，即感真如，那如果說你做上面講，惡業也是真實心中捨，善業也是真實心中作，然後不簡內外明暗都是心中這麼樣來執行，清淨心，心裡面就無染，心無染就是不善三業真實心中捨，三業必須真實心中作，不簡內外明暗皆須真實，這三句話來說明心完全沒有汙染，染就是迷惑，有煩惱，如果你這三件事情都是能夠真實心中的捨，真實心中作，都能夠真實，你心就是清淨的，心就是清淨的話，就是沒有汙染，沒有煩惱，沒有煩惱迷惑，你要得什麼好處？即感真如，所以染即不淨，這個染，就是你有夾雜了一些煩惱，你不善三業，惡業也沒有很想要把它捨掉，善業也沒有怎麼樣，真實心中作，然後內外是各一套，那這樣的話就是夾雜了見思惑，不淨就是夾雜了見思惑，這個惑就是見惑和思惑，貪嗔痴慢疑，你夾雜了貪嗔痴慢疑，你做的事情就是有漏的，有漏的東西，就是這種有漏的東西就不純淨，不能夠讓我們了生脫死的，反過來講，如果心裡面真實心中捨、真實心中作、內外明暗皆須真實，那就不一樣了，即感真如，即感真如，這個我們要好好研究，就是你如果念佛，你念佛或者我們做這個佛法的事情，如果能夠這樣真實心中作、真實心中捨，不簡內外明暗、真實心、真實的話，就能夠和真如本性怎麼樣，能夠感通，能夠契合本性。</w:t>
       </w:r>
     </w:p>
     <w:p>
@@ -2287,7 +2382,7 @@
         <w:drawing>
           <wp:inline xmlns:a="http://schemas.openxmlformats.org/drawingml/2006/main" xmlns:pic="http://schemas.openxmlformats.org/drawingml/2006/picture">
             <wp:extent cx="4325625" cy="3240000"/>
-            <wp:docPr id="11" name="Picture 11"/>
+            <wp:docPr id="12" name="Picture 12"/>
             <wp:cNvGraphicFramePr>
               <a:graphicFrameLocks noChangeAspect="1"/>
             </wp:cNvGraphicFramePr>
@@ -2299,7 +2394,7 @@
                     <pic:cNvPicPr/>
                   </pic:nvPicPr>
                   <pic:blipFill>
-                    <a:blip r:embed="rId21"/>
+                    <a:blip r:embed="rId24"/>
                     <a:stretch>
                       <a:fillRect/>
                     </a:stretch>
@@ -2358,7 +2453,7 @@
           <w:rFonts w:ascii="Microsoft JhengHei" w:hAnsi="Microsoft JhengHei" w:eastAsia="Microsoft JhengHei"/>
           <w:sz w:val="21"/>
         </w:rPr>
-        <w:t>這個地方，這個妙宗鈔，他們這個都講得很細，就講得很道地，他說，至是什麼，至者言專，誠叫至誠心的至，至就是專，就是你專門，真的是真實心中捨，真實心中作，內外都是真實，這就是專，誠者言實，能夠很實實在在，不作虛假，所以這個叫至誠，如果至誠的話，你看，今初至誠，就是現在，我們講這個三心的時候，講到至誠，那個在智者大師的書專以專實來解釋它，智者大師的書當中它就是一個專這個字一個實這個字來解釋它，非念真如，豈名專實，如果不是念到能夠念念到能夠契合真如哪有資格叫專，諸法門不專，何有資格叫做實。這是知禮大師他這樣的一個他這樣的體會，也就真的因為你修這個真如真如就是本性，真如本性當中一定不能有夾雜任何的一個虛偽思想，虛偽夾雜所以要專要實，所以我們可以像我們如果修淨土法門，你如果不專怎麼能夠叫做和真如，聖經的聖事是何？能夠契合，所以一定要專一定要實，才能夠和真如契合，那和真如契合你看，一念無虛妄即真，就是你這一心，這一心如果不虛妄的話，不要想得很難，你念佛的時候念到能夠聽得到，你念佛的時候，多能夠聽得清清楚楚，這個就是真，就是沒有虛妄，你念佛的時候如果是聽不到，那就是虛妄，嘴巴在念 心裡面不在念，所以你念佛的時候心裡面怎麼樣，不虛不妄，都是字字清楚，一句不丟 一字不失，一個句都沒有丟 一個字都沒有失，清清楚楚 這個就叫真，然後無遷流，無遷流就是不會被其他念頭打岔，念念都是如此，這個叫如，因為如就是如如不動，如如不動，所以你念佛的時候，如果能夠這樣一句不走，一字不丟的這樣念念念念不遷流，念念多下去的話，就是如如不動，所以這個就是正念真如，這是在彌陀疏鈔，這個在彌陀疏鈔裡面，蓮池大師的，蓮池大師的彌陀疏鈔裡面，他是解釋真和如，真和如，所以這個，這個，雪公老師就是，他就是解釋這個，凡事由真心實意顯出來的，你做一件事情，念佛做善的功德，如果真心實意顯出來，就能夠明心見性，就能夠明心見性，能夠見了真如，甚至雪公老師還曾經這樣開示，主要是只要有五分鐘，只要有五分鐘的一心不亂，只要有五分鐘的一心不亂就開智慧，就是開智慧，開這個真如智慧，五分鐘也是很難的，所以後來慢慢我們就學一百零八聲，百八聲不亂，一百零八聲從第一聲到一百零八聲，都能夠怎麼樣 無遷流，都能夠如何 如如的，能夠如如不動，一百零八聲念到第一百零八聲，這樣就能開智慧，回去自己可以實驗看看一百零八聲都不要讓妄念牽走不要讓其他念頭引開能夠這樣如如的，能夠這樣念，就能夠開智慧，就是能夠明心見性見了真如。</w:t>
+        <w:t>這個地方，這個妙宗鈔，他們這個都講得很細，就講得很道地，他說，至是什麼，至者言專，誠叫至誠心的至，至就是專，就是你專門，真的是真實心中捨，真實心中作，內外都是真實，這就是專，誠者言實，能夠很實實在在，不作虛假，所以這個叫至誠，如果至誠的話，你看，今初至誠，就是現在，我們講這個三心的時候，講到至誠，那個在智者大師的書專以專實來解釋它，智者大師的書當中它就是一個專這個字一個實這個字來解釋它，非念真如，豈名專實，如果不是念到能夠念念到能夠契合真如哪有資格叫專，諸法門不專，何有資格叫做實。這是知禮大師他這樣的一個他這樣的體會，也就真的因為你修這個真如真如就是本性，真如本性當中一定不能有夾雜任何的一個虛偽思想，虛偽夾雜所以要專要實，所以我們可以像我們如果修淨土法門，你如果不專怎麼能夠叫做和真如，聖經的聖事是何？能夠契合，所以一定要專一定要實，才能夠和真如契合，那和真如契合你看，一念無虛妄即真，就是你這一心，這一心如果不虛妄的話，不要想得很難，你念佛的時候念到能夠聽得到，你念佛的時候，多能夠聽得清清楚楚，這個就是真，就是沒有虛妄，你念佛的時候如果是聽不到，那就是虛妄，嘴巴在念，心裡面不在念，所以你念佛的時候心裡面怎麼樣，不虛不妄，都是字字清楚，一句不丟，一字不失，一個句都沒有丟，一個字都沒有失，清清楚楚，這個就叫真，然後無遷流，無遷流就是不會被其他念頭打岔，念念都是如此，這個叫如，因為如就是如如不動，如如不動，所以你念佛的時候，如果能夠這樣一句不走，一字不丟的這樣念念念念不遷流，念念多下去的話，就是如如不動，所以這個就是正念真如，這是在彌陀疏鈔，這個在彌陀疏鈔裡面，蓮池大師的，蓮池大師的彌陀疏鈔裡面，他是解釋真和如，真和如，所以這個，這個，雪公老師就是，他就是解釋這個，凡事由真心實意顯出來的，你做一件事情，念佛做善的功德，如果真心實意顯出來，就能夠明心見性，就能夠明心見性，能夠見了真如，甚至雪公老師還曾經這樣開示，只要有五分鐘的一心不亂就開智慧，就是開智慧，開這個真如智慧，五分鐘也是很難的，所以後來慢慢我們就學一百零八聲，百八聲不亂，一百零八聲從第一聲到一百零八聲，都能夠怎麼樣，無遷流，都能夠如何，如如的，能夠如如不動，一百零八聲念到第一百零八聲，這樣就能開智慧，回去自己可以實驗看看一百零八聲都不要讓妄念牽走不要讓其他念頭引開能夠這樣如如的，能夠這樣念，就能夠開智慧，就是能夠明心見性見了真如。</w:t>
       </w:r>
     </w:p>
     <w:p>
@@ -2377,7 +2472,7 @@
         <w:drawing>
           <wp:inline xmlns:a="http://schemas.openxmlformats.org/drawingml/2006/main" xmlns:pic="http://schemas.openxmlformats.org/drawingml/2006/picture">
             <wp:extent cx="4325625" cy="3240000"/>
-            <wp:docPr id="12" name="Picture 12"/>
+            <wp:docPr id="13" name="Picture 13"/>
             <wp:cNvGraphicFramePr>
               <a:graphicFrameLocks noChangeAspect="1"/>
             </wp:cNvGraphicFramePr>
@@ -2389,7 +2484,7 @@
                     <pic:cNvPicPr/>
                   </pic:nvPicPr>
                   <pic:blipFill>
-                    <a:blip r:embed="rId22"/>
+                    <a:blip r:embed="rId25"/>
                     <a:stretch>
                       <a:fillRect/>
                     </a:stretch>
@@ -2448,7 +2543,7 @@
           <w:rFonts w:ascii="Microsoft JhengHei" w:hAnsi="Microsoft JhengHei" w:eastAsia="Microsoft JhengHei"/>
           <w:sz w:val="21"/>
         </w:rPr>
-        <w:t>你說這是善導大師說的，善導大師有沒有這個經驗，他就有這個經驗，善導大師他念佛，他的經驗就是如此，確實他念佛就能夠感動、感得真如，所以你看在淨土聖賢錄的傳記裡面曾經這樣寫，這個善導大師只要進入佛堂，他一定合掌，胡跪，胡跪是一種很特殊的一種跪法，好像是單腳跪的，單腳跪的和我們雙腳跪的不一樣，進入佛堂以後就合掌恭敬，然後胡跪 跪著 一心念佛，那怎麼樣念 念佛念到怎麼樣 一心念佛念到，一心念佛念到汗流浹背 連冬天都汗流浹背，可見怎麼樣 很專心 很專 很實 很專心很實意的在念，念到怎麼樣 念到汗流浹背 每次念佛都這樣，然後他平常 他有一個生活習慣，不太不太不太，絕意名利遠諸戲笑，他對這個世間的名利，就是絕意完全沒有興趣，剛剛講了輕賤、輕慢、毀厭，對娑婆世界的名，對娑婆世界利益，他怎麼樣絕意輕賤厭捨，然後遠諸戲笑，不太會跟人家說說笑笑，不太會說說笑笑，所以我們要學這個，這個也看 跟人家說說笑笑就打什麼 打綺語，打綺語 有一點打綺語 打妄語的意思 應該是要減少，然後 你看他 平常和大眾出去，平常和大眾出去 我們一般人都很喜歡跟大眾怎麼樣 同行，有說有笑 對不對 那多麼愉快的事情，但是 善導大師怎麼樣 不與眾同行，平常他說獨行 獨行 你說他為什麼要獨行，獨行才能念佛 對不對 你跟旁邊說說笑笑 說三道四的哪能念佛，所以獨行才能念佛 所以他不與眾同行，然後 那有人問他說念佛之善 生淨土否，就是念佛是這麼好 念佛是既然這麼好的話，能不能生淨土 生到極樂世界，是不是真的能夠生到極樂世界，那善導大師實際表演給他看，怎麼表演，如汝所念，遂汝所願，就像你念的阿彌陀佛，就能夠滿你的願怎麼樣 生到阿彌陀佛世界，你念阿彌陀佛 你就能夠滿你的願，能夠往生到阿彌陀佛極樂世界，然後他表現給大家看，自念，自念阿彌陀佛一聲，自己就念阿彌陀佛一聲，你看馬上就有一道光明，從他口裡面出來，所以這張圖，這張圖是本來就是念一聲佛，這個日本人畫的，日本人畫的，念一聲佛就有一道光明出來，念十聲就十道光明出來，你說他這樣的一個念佛，也有這種效果，誰不會修淨土法門？我們坦白說，如果我們現在，我們念佛如果能夠念到這種功夫，你說我們現在臺灣哪些人不會修淨土法門？我們就是沒有念佛念到這個程度。你說了半天人家也不信，對不對？你說了半天什麼不要說光，對不對？連個氣也沒有。人家當然不信。如果我們念佛能夠念到現在這樣，那當然多少人會來修淨土法門？他就是親自怎麼樣，這個叫以身證法，我們現在是以身謗法，我們說念佛多好，但是從來沒有證明說念佛多好，以身謗法 毀謗佛法，那人家是以身證法，用親身來證明這個佛法，所以你看這個，能夠念一聲佛就有一怎麼樣，有一道光明出來，這個就是感動真如，就是真如能夠怎麼樣，能夠感召真如出來。</w:t>
+        <w:t>你說這是善導大師說的，善導大師有沒有這個經驗，他就有這個經驗，善導大師他念佛，他的經驗就是如此，確實他念佛就能夠感動、感得真如，所以你看在淨土聖賢錄的傳記裡面曾經這樣寫，這個善導大師只要進入佛堂，他一定合掌，胡跪，胡跪是一種很特殊的一種跪法，好像是單腳跪的，單腳跪的和我們雙腳跪的不一樣，進入佛堂以後就合掌恭敬，然後胡跪，跪著，一心念佛，那怎麼樣念，念佛念到怎麼樣，一心念佛念到，一心念佛念到汗流浹背，連冬天都汗流浹背，可見怎麼樣，很專心，很專，很實，很專心很實意的在念，念到怎麼樣，念到汗流浹背，每次念佛都這樣，然後他平常，他有一個生活習慣，不太，絕意名利遠諸戲笑，他對這個世間的名利，就是絕意完全沒有興趣，剛剛講了輕賤、輕慢、毀厭，對娑婆世界的名，對娑婆世界利益，他怎麼樣絕意輕賤厭捨，然後遠諸戲笑，不太會跟人家說說笑笑，不太會說說笑笑，所以我們要學這個，這個也看，跟人家說說笑笑就打什麼，打綺語，打綺語，有一點打綺語，打妄語的意思，應該是要減少，然後，你看他，平常和大眾出去，平常和大眾出去，我們一般人都很喜歡跟大眾怎麼樣，同行，有說有笑，對不對，那多麼愉快的事情，但是，善導大師怎麼樣，不與眾同行，平常他說獨行，你說他為什麼要獨行，獨行才能念佛，對不對，你跟旁邊說說笑笑，說三道四的哪能念佛，所以獨行才能念佛，所以他不與眾同行，然後，那有人問他說念佛之善，生淨土否，就是念佛是這麼好，念佛是既然這麼好的話，能不能生淨土，生到極樂世界，是不是真的能夠生到極樂世界，那善導大師實際表演給他看，怎麼表演，如汝所念，遂汝所願，就像你念的阿彌陀佛，就能夠滿你的願怎麼樣，生到阿彌陀佛世界，你念阿彌陀佛，你就能夠滿你的願，能夠往生到阿彌陀佛極樂世界，然後他表現給大家看，自念，自念阿彌陀佛一聲，自己就念阿彌陀佛一聲，你看馬上就有一道光明，從他口裡面出來，所以這張圖，這張圖是本來就是念一聲佛，這個日本人畫的，日本人畫的，念一聲佛就有一道光明出來，念十聲就十道光明出來，你說他這樣的一個念佛，也有這種效果，誰不會修淨土法門？我們坦白說，如果我們現在，我們念佛如果能夠念到這種功夫，你說我們現在臺灣哪些人不會修淨土法門？我們就是沒有念佛念到這個程度。你說了半天人家也不信，對不對？你說了半天什麼不要說光，對不對？連個氣也沒有。人家當然不信。如果我們念佛能夠念到現在這樣，那當然多少人會來修淨土法門？他就是親自怎麼樣，這個叫以身證法，我們現在是以身謗法，我們說念佛多好，但是從來沒有證明說念佛多好，以身謗法，毀謗佛法，那人家是以身證法，用親身來證明這個佛法，所以你看這個，能夠念一聲佛就有一怎麼樣，有一道光明出來，這個就是感動真如，就是真如能夠怎麼樣，能夠感召真如出來。</w:t>
       </w:r>
     </w:p>
     <w:p>
@@ -2467,7 +2562,7 @@
         <w:drawing>
           <wp:inline xmlns:a="http://schemas.openxmlformats.org/drawingml/2006/main" xmlns:pic="http://schemas.openxmlformats.org/drawingml/2006/picture">
             <wp:extent cx="4325625" cy="3240000"/>
-            <wp:docPr id="13" name="Picture 13"/>
+            <wp:docPr id="14" name="Picture 14"/>
             <wp:cNvGraphicFramePr>
               <a:graphicFrameLocks noChangeAspect="1"/>
             </wp:cNvGraphicFramePr>
@@ -2479,7 +2574,7 @@
                     <pic:cNvPicPr/>
                   </pic:nvPicPr>
                   <pic:blipFill>
-                    <a:blip r:embed="rId23"/>
+                    <a:blip r:embed="rId26"/>
                     <a:stretch>
                       <a:fillRect/>
                     </a:stretch>
@@ -2538,7 +2633,7 @@
           <w:rFonts w:ascii="Microsoft JhengHei" w:hAnsi="Microsoft JhengHei" w:eastAsia="Microsoft JhengHei"/>
           <w:sz w:val="21"/>
         </w:rPr>
-        <w:t>好 這個是我們講這一段，辨真偽，辨真偽的第一段，丙一三業修善清淨心中作，三業修善清淨心作，那我們再看丙二，丙二就是夾雜惡性，名雜毒善，夾雜惡，這個就是偽了，前面是真，丙一這個三業修善清淨心作，這是真，現在叫辨偽，辨別什麼叫做偽，然後同樣是念佛，念佛同樣是修功德，但是為什麼會變偽，那偽的話就是不真實，不真實的話，功德就是就差很多了，所以下面講夾雜惡性名雜毒善，夾雜惡性名雜毒善，這個夾雜的就是你，你念佛也好，或者做種種善功德，夾雜的惡性，惡性就是一些有漏的煩惱，夾雜的有漏的煩惱，你這個善也是善，你看也念佛，也有功德，但是這個善是什麼，是雜了雜了雜了一些毒毒素在裡面，夾雜的毒素在裡面，那你說夾雜的毒素在裡面的善功德，那就是這個功德就不純粹了，不純粹，那這個善導大師說，他有個比喻，他說事同蛇蠍，就是你明明是做善的功德，比如說念佛、做善功德但是內心裡面是夾雜的惡性就像那個蛇、蠍子一樣像蛇、像蠍子一樣雖起三業雖然身口意三業都是做善也念佛，但是名雜毒善也叫做虛假之行，也是虛假之行，雜毒善、虛假之行，雪公老師這個地方有一個比喻，如果一個人如果你念佛做善功德，但是如果裡面夾雜的貪嗔痴，這也嚴重了。</w:t>
+        <w:t>好，這個是我們講這一段，辨真偽，辨真偽的第一段，丙一三業修善清淨心中作，三業修善清淨心作，那我們再看丙二，丙二就是夾雜惡性，名雜毒善，夾雜惡，這個就是偽了，前面是真，丙一這個三業修善清淨心作，這是真，現在叫辨偽，辨別什麼叫做偽，然後同樣是念佛，念佛同樣是修功德，但是為什麼會變偽，那偽的話就是不真實，不真實的話，功德就是就差很多了，所以下面講夾雜惡性名雜毒善，夾雜惡性名雜毒善，這個夾雜的就是你，你念佛也好，或者做種種善功德，夾雜的惡性，惡性就是一些有漏的煩惱，夾雜的有漏的煩惱，你這個善也是善，你看也念佛，也有功德，但是這個善是什麼，是雜了一些毒毒素在裡面，夾雜的毒素在裡面，那你說夾雜的毒素在裡面的善功德，那就是這個功德就不純粹了，不純粹，那這個善導大師說，他有個比喻，他說事同蛇蠍，就是你明明是做善的功德，比如說念佛、做善功德但是內心裡面是夾雜的惡性就像那個蛇、蠍子一樣像蛇、像蠍子一樣雖起三業雖然身口意三業都是做善也念佛，但是名雜毒善也叫做虛假之行，也是虛假之行，雜毒善、虛假之行，雪公老師這個地方有一個比喻，如果一個人如果你念佛做善功德，但是如果裡面夾雜的貪嗔痴，這也嚴重了。</w:t>
       </w:r>
     </w:p>
     <w:p>
@@ -2557,7 +2652,7 @@
         <w:drawing>
           <wp:inline xmlns:a="http://schemas.openxmlformats.org/drawingml/2006/main" xmlns:pic="http://schemas.openxmlformats.org/drawingml/2006/picture">
             <wp:extent cx="4325625" cy="3240000"/>
-            <wp:docPr id="14" name="Picture 14"/>
+            <wp:docPr id="15" name="Picture 15"/>
             <wp:cNvGraphicFramePr>
               <a:graphicFrameLocks noChangeAspect="1"/>
             </wp:cNvGraphicFramePr>
@@ -2569,7 +2664,7 @@
                     <pic:cNvPicPr/>
                   </pic:nvPicPr>
                   <pic:blipFill>
-                    <a:blip r:embed="rId24"/>
+                    <a:blip r:embed="rId27"/>
                     <a:stretch>
                       <a:fillRect/>
                     </a:stretch>
@@ -2628,7 +2723,7 @@
           <w:rFonts w:ascii="Microsoft JhengHei" w:hAnsi="Microsoft JhengHei" w:eastAsia="Microsoft JhengHei"/>
           <w:sz w:val="21"/>
         </w:rPr>
-        <w:t>那怎麼 雪公老師有個比喻叫做牛乳雜驢乳，牛乳雜驢乳就是牛乳是可以喝的，驢乳我們沒有喝過我不知道，牛乳雜驢乳就是一個牛乳本來是很純粹的，可以提煉什麼 提煉生酥，熟酥、醍醐，但是如果裡面加了一個驢乳，這兩種乳都是白色，牛奶也好 驢奶也好 都是白色，它的顏色也好 都是白色，但是牛奶你把它這樣轉一轉，這個攢 攢就是轉的意思，把它轉一轉以後會變成什麼 生酥，生酥就是 我們現在有沒有賣這種東西，因為我們不常吃 不知道，有生酥有熟酥，就是變成很純很濃鬱的奶製品，很香很濃鬱的奶製品，能夠成生酥熟酥，但是驢奶就不一樣，驢奶如果你去把它轉一轉就變成尿，變成尿，所以當然效果就不一樣，所以這個是比喻什麼，這是比喻就是說你雖然是牛乳是做善事，而驢乳是做是夾雜惡性，大智度論裡面講，你過去造的惡，我們這個是雪公老師講的，過去造的惡業，然後摻入現在所做的善事，就是你現在會念佛，會做這個佈施持戒 種種功德，但是過去，造的惡業 那個惡業就是習氣，你過去有一些很多惡的習氣 貪嗔痴的習氣，現在你也會念佛 也會做善功德，善功德，那就像把驢奶摻入牛奶，雖然是作善，但不純粹。誰沒有習氣？當然有習氣，沒有學佛前，大家都有貪嗔痴慢疑的習氣。但是我們學佛以後，隨緣消舊業，更不造新殃。所以我們既然瞭解佛法以後，懂得佛法以後，我們過去的那些惡習氣，貪嗔痴慢疑、惡習氣要伏住，要把它伏住、降伏住、控制住，降伏住、控制住以後，那你現在所念的佛號、做的善功德，那才是甚麼呀，純粹的牛奶，純粹牛奶，所以我們每個人都有惡業呀，沒有惡習氣呀，都有惡習氣，但是要降伏、要伏惑，所以這個地方就教我們，我們不能夠說一邊念佛一邊做善功德，然後過去的什麼吃喝玩樂睡，吃喝玩樂睡的那個惡習氣都還夾雜進來，那這樣就是變成怎麼樣，夾雜惡性，夾雜惡性這個叫雜毒善，雜毒善，所以這個是雪公老師用這樣的一個比喻，所以要怎麼樣。</w:t>
+        <w:t>那怎麼，雪公老師有個比喻叫做牛乳雜驢乳，牛乳雜驢乳就是牛乳是可以喝的，驢乳我們沒有喝過我不知道，牛乳雜驢乳就是一個牛乳本來是很純粹的，可以提煉什麼，提煉生酥，熟酥、醍醐，但是如果裡面加了一個驢乳，這兩種乳都是白色，牛奶也好，驢奶也好，都是白色，它的顏色也好，都是白色，但是牛奶你把它這樣轉一轉，這個攢，攢就是轉的意思，把它轉一轉以後會變成什麼，生酥，生酥就是，我們現在有沒有賣這種東西，因為我們不常吃，不知道，有生酥有熟酥，就是變成很純很濃鬱的奶製品，很香很濃鬱的奶製品，能夠成生酥熟酥，但是驢奶就不一樣，驢奶如果你去把它轉一轉就變成尿，變成尿，所以當然效果就不一樣，所以這個是比喻什麼，這是比喻就是說你雖然是牛乳是做善事，而驢乳是做是夾雜惡性，大智度論裡面講，你過去造的惡，我們這個是雪公老師講的，過去造的惡業，然後摻入現在所做的善事，就是你現在會念佛，會做這個佈施持戒，種種功德，但是過去，造的惡業，那個惡業就是習氣，你過去有一些很多惡的習氣，貪嗔痴的習氣，現在你也會念佛，也會做善功德，善功德，那就像把驢奶摻入牛奶，雖然是作善，但不純粹。誰沒有習氣？當然有習氣，沒有學佛前，大家都有貪嗔痴慢疑的習氣。但是我們學佛以後，隨緣消舊業，更不造新殃。所以我們既然瞭解佛法以後，懂得佛法以後，我們過去的那些惡習氣，貪嗔痴慢疑、惡習氣要伏住，要把它伏住、降伏住、控制住，降伏住、控制住以後，那你現在所念的佛號、做的善功德，那才是甚麼呀，純粹的牛奶，純粹牛奶，所以我們每個人都有惡業呀，沒有惡習氣呀，都有惡習氣，但是要降伏、要伏惑，所以這個地方就教我們，我們不能夠說一邊念佛一邊做善功德，然後過去的什麼吃喝玩樂睡，吃喝玩樂睡的那個惡習氣都還夾雜進來，那這樣就是變成怎麼樣，夾雜惡性，夾雜惡性這個叫雜毒善，雜毒善，所以這個是雪公老師用這樣的一個比喻，所以要怎麼樣。</w:t>
       </w:r>
     </w:p>
     <w:p>
@@ -2647,7 +2742,7 @@
         <w:drawing>
           <wp:inline xmlns:a="http://schemas.openxmlformats.org/drawingml/2006/main" xmlns:pic="http://schemas.openxmlformats.org/drawingml/2006/picture">
             <wp:extent cx="4325625" cy="3240000"/>
-            <wp:docPr id="15" name="Picture 15"/>
+            <wp:docPr id="16" name="Picture 16"/>
             <wp:cNvGraphicFramePr>
               <a:graphicFrameLocks noChangeAspect="1"/>
             </wp:cNvGraphicFramePr>
@@ -2659,7 +2754,7 @@
                     <pic:cNvPicPr/>
                   </pic:nvPicPr>
                   <pic:blipFill>
-                    <a:blip r:embed="rId25"/>
+                    <a:blip r:embed="rId28"/>
                     <a:stretch>
                       <a:fillRect/>
                     </a:stretch>
@@ -2718,7 +2813,7 @@
           <w:rFonts w:ascii="Microsoft JhengHei" w:hAnsi="Microsoft JhengHei" w:eastAsia="Microsoft JhengHei"/>
           <w:sz w:val="21"/>
         </w:rPr>
-        <w:t>下面有三條，夾雜惡性名雜毒善，第一個怎麼樣叫做雜毒善，外現賢善精進之相，外表現出賢德善好的精進之相，外現賢善精進之相，善導大師就說，若心裡面像蛇蠍一樣，做很多善事，若作如此安心起行，那你心裡面像蛇蠍這麼樣夾雜的貪嗔痴，雖然安心起行，也做得很安穩，也做了很多善事，縱使苦勵身心，很辛苦，策勵身心，很辛苦策勵我們的身心，然後日日夜夜十二時早上白天晚上都怎麼樣，白天晚上都急走急作，走得很快 做得很猛，如炙頭燃，就好像就這個頭上已經著火一樣，如炙頭燃，但是，對不起，這個叫什麼 叫雜毒善，就是內心當中，有蛇 像蛇像蠍一樣的，那個貪嗔痴，惡性沒有降伏的話，即使你怎麼樣，整天忙忙碌碌做善事，但是，祖師說這個叫雜毒善，坦白說雜毒善的功德，為何？這個叫外現賢善精進之相，所以剛才講小人閒居為不善，無所不至見君子而後厭然，揜其不善而著其善，但是你看人之視己，如見其肺肝然，別人看不到的地方是一套，別人看到的地方又一套，這麼樣遮遮掩掩有沒有效，你看大學裡面，人家看我們不只看你表面，連你的心肝脾肺都看得清清楚楚，如見其肺肝然則何益矣，有什麼幫助，因為誠於中形於外，你在內心當中怎麼表現，外現賢善精進之相，表面上賢德善良的精進之相，是瞞不過人的，我們今天先報告到這邊，（片尾）。</w:t>
+        <w:t>下面有三條，夾雜惡性名雜毒善，第一個怎麼樣叫做雜毒善，外現賢善精進之相，外表現出賢德善好的精進之相，外現賢善精進之相，善導大師就說，若心裡面像蛇蠍一樣，做很多善事，若作如此安心起行，那你心裡面像蛇蠍這麼樣夾雜的貪嗔痴，雖然安心起行，也做得很安穩，也做了很多善事，縱使苦勵身心，很辛苦，策勵身心，很辛苦策勵我們的身心，然後日日夜夜十二時早上白天晚上都怎麼樣，白天晚上都急走急作，走得很快，做得很猛，如炙頭燃，就好像就這個頭上已經著火一樣，如炙頭燃，但是，對不起，這個叫什麼，叫雜毒善，就是內心當中，有蛇，像蛇像蠍一樣的，那個貪嗔痴，惡性沒有降伏的話，即使你怎麼樣，整天忙忙碌碌做善事，但是，祖師說這個叫雜毒善，坦白說雜毒善的功德，為何？這個叫外現賢善精進之相，所以剛才講小人閒居為不善，無所不至見君子而後厭然，揜其不善而著其善，但是你看人之視己，如見其肺肝然，別人看不到的地方是一套，別人看到的地方又一套，這麼樣遮遮掩掩有沒有效，你看大學裡面，人家看我們不只看你表面，連你的心肝脾肺都看得清清楚楚，如見其肺肝然則何益矣，有什麼幫助，因為誠於中形於外，你在內心當中怎麼表現，外現賢善精進之相，表面上賢德善良的精進之相，是瞞不過人的，我們今天先報告到這邊，（片尾）。</w:t>
       </w:r>
     </w:p>
     <w:p>
@@ -3669,19 +3764,71 @@
         </w:rPr>
         <w:t>補充資料檔：</w:t>
       </w:r>
-      <w:r>
-        <w:rPr>
-          <w:rFonts w:ascii="Consolas" w:hAnsi="Consolas" w:eastAsia="Microsoft JhengHei"/>
-          <w:sz w:val="21"/>
-        </w:rPr>
-        <w:t>supplement.md</w:t>
-      </w:r>
+      <w:hyperlink r:id="rId29">
+        <w:r>
+          <w:rPr>
+            <w:rStyle w:val="Hyperlink"/>
+            <w:color w:val="0563C1"/>
+            <w:u w:val="single"/>
+            <w:sz w:val="21"/>
+          </w:rPr>
+          <w:t>supplement.md</w:t>
+        </w:r>
+      </w:hyperlink>
       <w:r>
         <w:rPr>
           <w:rFonts w:ascii="Microsoft JhengHei" w:hAnsi="Microsoft JhengHei" w:eastAsia="Microsoft JhengHei"/>
           <w:sz w:val="21"/>
         </w:rPr>
         <w:t>（與本報告同資料夾；內容已收錄於上方〈補充資料〉）</w:t>
+      </w:r>
+    </w:p>
+    <w:p>
+      <w:pPr>
+        <w:pStyle w:val="ListBullet"/>
+      </w:pPr>
+      <w:r>
+        <w:rPr>
+          <w:rFonts w:ascii="Microsoft JhengHei" w:hAnsi="Microsoft JhengHei" w:eastAsia="Microsoft JhengHei"/>
+          <w:sz w:val="21"/>
+        </w:rPr>
+        <w:t>思維導圖：</w:t>
+      </w:r>
+      <w:hyperlink r:id="rId12">
+        <w:r>
+          <w:rPr>
+            <w:rStyle w:val="Hyperlink"/>
+            <w:color w:val="0563C1"/>
+            <w:u w:val="single"/>
+            <w:sz w:val="21"/>
+          </w:rPr>
+          <w:t>mindmap.png</w:t>
+        </w:r>
+      </w:hyperlink>
+      <w:r>
+        <w:rPr>
+          <w:rFonts w:ascii="Microsoft JhengHei" w:hAnsi="Microsoft JhengHei" w:eastAsia="Microsoft JhengHei"/>
+          <w:sz w:val="21"/>
+        </w:rPr>
+        <w:t>、文字大綱：</w:t>
+      </w:r>
+      <w:hyperlink r:id="rId13">
+        <w:r>
+          <w:rPr>
+            <w:rStyle w:val="Hyperlink"/>
+            <w:color w:val="0563C1"/>
+            <w:u w:val="single"/>
+            <w:sz w:val="21"/>
+          </w:rPr>
+          <w:t>mindmap.md</w:t>
+        </w:r>
+      </w:hyperlink>
+      <w:r>
+        <w:rPr>
+          <w:rFonts w:ascii="Microsoft JhengHei" w:hAnsi="Microsoft JhengHei" w:eastAsia="Microsoft JhengHei"/>
+          <w:sz w:val="21"/>
+        </w:rPr>
+        <w:t>（與本報告同資料夾）</w:t>
       </w:r>
     </w:p>
     <w:sectPr>
